--- a/zht/docx/51.content.docx
+++ b/zht/docx/51.content.docx
@@ -28,49 +28,15 @@
       </w:r>
     </w:p>
     <w:p>
-      <w:pPr>
-        <w:pStyle w:val="Heading2"/>
-      </w:pPr>
-      <w:r>
-        <w:rPr>
-          <w:lang w:val="zh_TW" w:bidi="zh_TW"/>
-        </w:rPr>
-        <w:t>License Information</w:t>
-      </w:r>
-      <w:r>
-        <w:rPr>
-          <w:lang w:val="zh_TW" w:bidi="zh_TW"/>
-        </w:rPr>
-      </w:r>
-    </w:p>
-    <w:p>
-      <w:pPr/>
-      <w:r>
-        <w:rPr>
-          <w:lang w:val="zh_TW" w:bidi="zh_TW"/>
-        </w:rPr>
-      </w:r>
-      <w:r>
-        <w:rPr>
-          <w:b/>
-          <w:lang w:val="zh_TW" w:bidi="zh_TW"/>
-        </w:rPr>
-        <w:t>翻譯筆記 (unfoldingWord)</w:t>
-      </w:r>
-      <w:r>
-        <w:rPr>
-          <w:lang w:val="zh_TW" w:bidi="zh_TW"/>
-        </w:rPr>
-        <w:t xml:space="preserve"> (Chinese (Traditional)) is based on</w:t>
-      </w:r>
-      <w:r>
-        <w:rPr>
-          <w:lang w:val="zh_TW" w:bidi="zh_TW"/>
-        </w:rPr>
-        <w:t xml:space="preserve">: </w:t>
-      </w:r>
-      <w:r>
-        <w:rPr>
+      <w:pPr/>
+      <w:r>
+        <w:rPr>
+          <w:lang w:val="zh_TW" w:bidi="zh_TW"/>
+        </w:rPr>
+      </w:r>
+      <w:r>
+        <w:rPr>
+          <w:b/>
           <w:lang w:val="zh_TW" w:bidi="zh_TW"/>
         </w:rPr>
         <w:t>unfoldingWord® Translation Notes</w:t>
@@ -79,62 +45,31 @@
         <w:rPr>
           <w:lang w:val="zh_TW" w:bidi="zh_TW"/>
         </w:rPr>
-        <w:t xml:space="preserve">, </w:t>
-      </w:r>
-      <w:hyperlink r:id="rId13">
-        <w:r>
-          <w:rPr>
-            <w:lang w:val="zh_TW" w:bidi="zh_TW"/>
-          </w:rPr>
-          <w:rPr>
-            <w:color w:val="0000EE"/>
-            <w:u w:val="single"/>
-          </w:rPr>
-          <w:t>unfoldingWord</w:t>
-        </w:r>
-      </w:hyperlink>
-      <w:r>
-        <w:rPr>
-          <w:lang w:val="zh_TW" w:bidi="zh_TW"/>
-        </w:rPr>
-        <w:t xml:space="preserve">, 2022, which is licensed under a </w:t>
-      </w:r>
-      <w:hyperlink r:id="rId14">
-        <w:r>
-          <w:rPr>
-            <w:lang w:val="zh_TW" w:bidi="zh_TW"/>
-          </w:rPr>
-          <w:rPr>
-            <w:color w:val="0000EE"/>
-            <w:u w:val="single"/>
-          </w:rPr>
-          <w:t>CC BY-SA 4.0 license</w:t>
-        </w:r>
-      </w:hyperlink>
-      <w:r>
-        <w:rPr>
-          <w:lang w:val="zh_TW" w:bidi="zh_TW"/>
-        </w:rPr>
-        <w:t>.</w:t>
-      </w:r>
-      <w:r>
-        <w:rPr>
-          <w:lang w:val="zh_TW" w:bidi="zh_TW"/>
-        </w:rPr>
-      </w:r>
-    </w:p>
-    <w:p>
-      <w:pPr/>
-      <w:r>
-        <w:rPr>
-          <w:lang w:val="zh_TW" w:bidi="zh_TW"/>
-        </w:rPr>
-      </w:r>
-      <w:r>
-        <w:rPr>
-          <w:lang w:val="zh_TW" w:bidi="zh_TW"/>
-        </w:rPr>
-        <w:t>This PDF version is provided under the same license.</w:t>
+        <w:t xml:space="preserve"> © 2022 unfoldingWord. Released under CC BY-SA 4.0 license. </w:t>
+      </w:r>
+      <w:r>
+        <w:rPr>
+          <w:lang w:val="zh_TW" w:bidi="zh_TW"/>
+        </w:rPr>
+        <w:t>unfoldingWord® Translation Notes</w:t>
+      </w:r>
+      <w:r>
+        <w:rPr>
+          <w:lang w:val="zh_TW" w:bidi="zh_TW"/>
+        </w:rPr>
+        <w:t xml:space="preserve"> has been adapted in the following languages: Tok Pisin, Arabic (عربي), French (Français), Hindi (हिंदी), Indonesian (Bahasa Indonesia), Portuguese (Português), Russian (Русский), Spanish (Español), Swahili (Kiswahili), and Simplified Chinese (简体中文) from </w:t>
+      </w:r>
+      <w:r>
+        <w:rPr>
+          <w:lang w:val="zh_TW" w:bidi="zh_TW"/>
+        </w:rPr>
+        <w:t>unfoldingWord® Translation Notes</w:t>
+      </w:r>
+      <w:r>
+        <w:rPr>
+          <w:lang w:val="zh_TW" w:bidi="zh_TW"/>
+        </w:rPr>
+        <w:t xml:space="preserve"> © 2022 unfoldingWord. Released under CC BY-SA 4.0 license by Mission Mutual</w:t>
       </w:r>
       <w:r>
         <w:rPr>
@@ -7040,7 +6975,7 @@
         </w:rPr>
         <w:t>與下一節（</w:t>
       </w:r>
-      <w:hyperlink r:id="rId15">
+      <w:hyperlink r:id="rId13">
         <w:r>
           <w:rPr>
             <w:lang w:val="zh_TW" w:bidi="zh_TW"/>
@@ -7972,7 +7907,7 @@
         </w:rPr>
         <w:t>〔</w:t>
       </w:r>
-      <w:hyperlink r:id="rId16">
+      <w:hyperlink r:id="rId14">
         <w:r>
           <w:rPr>
             <w:lang w:val="zh_TW" w:bidi="zh_TW"/>
@@ -17412,7 +17347,7 @@
         </w:rPr>
         <w:t>在此，保羅稱在</w:t>
       </w:r>
-      <w:hyperlink r:id="rId17">
+      <w:hyperlink r:id="rId15">
         <w:r>
           <w:rPr>
             <w:lang w:val="zh_TW" w:bidi="zh_TW"/>
@@ -20502,7 +20437,7 @@
         </w:rPr>
         <w:t>這個詞引出了保羅在</w:t>
       </w:r>
-      <w:hyperlink r:id="rId18">
+      <w:hyperlink r:id="rId16">
         <w:r>
           <w:rPr>
             <w:lang w:val="zh_TW" w:bidi="zh_TW"/>
@@ -20645,7 +20580,7 @@
         </w:rPr>
         <w:t>與</w:t>
       </w:r>
-      <w:hyperlink r:id="rId18">
+      <w:hyperlink r:id="rId16">
         <w:r>
           <w:rPr>
             <w:lang w:val="zh_TW" w:bidi="zh_TW"/>
@@ -23729,7 +23664,7 @@
         </w:rPr>
         <w:t>指的是保羅在</w:t>
       </w:r>
-      <w:hyperlink r:id="rId19">
+      <w:hyperlink r:id="rId17">
         <w:r>
           <w:rPr>
             <w:lang w:val="zh_TW" w:bidi="zh_TW"/>
@@ -24095,7 +24030,7 @@
         </w:rPr>
         <w:t>」（</w:t>
       </w:r>
-      <w:hyperlink r:id="rId20">
+      <w:hyperlink r:id="rId18">
         <w:r>
           <w:rPr>
             <w:lang w:val="zh_TW" w:bidi="zh_TW"/>
@@ -25584,7 +25519,7 @@
         </w:rPr>
         <w:t>一詞是根據保羅在</w:t>
       </w:r>
-      <w:hyperlink r:id="rId21">
+      <w:hyperlink r:id="rId19">
         <w:r>
           <w:rPr>
             <w:lang w:val="zh_TW" w:bidi="zh_TW"/>
@@ -26143,7 +26078,7 @@
         </w:rPr>
         <w:t>保羅使用這四個動詞來舉例說明歌羅西的信徒應如何在彌賽亞裡「行」（</w:t>
       </w:r>
-      <w:hyperlink r:id="rId22">
+      <w:hyperlink r:id="rId20">
         <w:r>
           <w:rPr>
             <w:lang w:val="zh_TW" w:bidi="zh_TW"/>
@@ -26880,7 +26815,7 @@
         </w:rPr>
         <w:t>如果你的語言不使用這種被動形式，你可以將這動詞翻譯為：（1）以以巴弗作為主語的主動形式（根據</w:t>
       </w:r>
-      <w:hyperlink r:id="rId23">
+      <w:hyperlink r:id="rId21">
         <w:r>
           <w:rPr>
             <w:lang w:val="zh_TW" w:bidi="zh_TW"/>
@@ -28191,7 +28126,7 @@
         </w:rPr>
         <w:t>」的教導的原因（</w:t>
       </w:r>
-      <w:hyperlink r:id="rId24">
+      <w:hyperlink r:id="rId22">
         <w:r>
           <w:rPr>
             <w:lang w:val="zh_TW" w:bidi="zh_TW"/>
@@ -28609,7 +28544,7 @@
         </w:rPr>
         <w:t>引出歌羅西信徒需要提防那些「不照著基督」的教導（</w:t>
       </w:r>
-      <w:hyperlink r:id="rId24">
+      <w:hyperlink r:id="rId22">
         <w:r>
           <w:rPr>
             <w:lang w:val="zh_TW" w:bidi="zh_TW"/>
@@ -28627,7 +28562,7 @@
         </w:rPr>
         <w:t>）的另一個理由：基督不僅是完全的神（</w:t>
       </w:r>
-      <w:hyperlink r:id="rId25">
+      <w:hyperlink r:id="rId23">
         <w:r>
           <w:rPr>
             <w:lang w:val="zh_TW" w:bidi="zh_TW"/>
@@ -28770,7 +28705,7 @@
         </w:rPr>
         <w:t>與保羅在</w:t>
       </w:r>
-      <w:hyperlink r:id="rId25">
+      <w:hyperlink r:id="rId23">
         <w:r>
           <w:rPr>
             <w:lang w:val="zh_TW" w:bidi="zh_TW"/>
@@ -28800,7 +28735,7 @@
         </w:rPr>
         <w:t>」相似。如果在你的語言中這兩個句子是用類似的詞，你可以沿用</w:t>
       </w:r>
-      <w:hyperlink r:id="rId25">
+      <w:hyperlink r:id="rId23">
         <w:r>
           <w:rPr>
             <w:lang w:val="zh_TW" w:bidi="zh_TW"/>
@@ -29215,7 +29150,7 @@
         </w:rPr>
         <w:t>這些抽象名詞。這些詞可能是指：（1）強大的靈體（靈性的存在），正如在</w:t>
       </w:r>
-      <w:hyperlink r:id="rId26">
+      <w:hyperlink r:id="rId24">
         <w:r>
           <w:rPr>
             <w:lang w:val="zh_TW" w:bidi="zh_TW"/>
@@ -31917,7 +31852,7 @@
         </w:rPr>
         <w:t>的意思可能是：（1）歌羅西的信徒不是那受割禮的猶太人，因此不屬於神的子民。另譯：「在沒有神的應許之下的外邦人中」或「未受割禮，因為你們是外邦人」（2）與</w:t>
       </w:r>
-      <w:hyperlink r:id="rId27">
+      <w:hyperlink r:id="rId25">
         <w:r>
           <w:rPr>
             <w:lang w:val="zh_TW" w:bidi="zh_TW"/>
@@ -33116,7 +33051,7 @@
         </w:rPr>
         <w:t>就像在</w:t>
       </w:r>
-      <w:hyperlink r:id="rId26">
+      <w:hyperlink r:id="rId24">
         <w:r>
           <w:rPr>
             <w:lang w:val="zh_TW" w:bidi="zh_TW"/>
@@ -33134,7 +33069,7 @@
         </w:rPr>
         <w:t>和</w:t>
       </w:r>
-      <w:hyperlink r:id="rId28">
+      <w:hyperlink r:id="rId26">
         <w:r>
           <w:rPr>
             <w:lang w:val="zh_TW" w:bidi="zh_TW"/>
@@ -33389,7 +33324,7 @@
         </w:rPr>
         <w:t>一詞是針對保羅之前在</w:t>
       </w:r>
-      <w:hyperlink r:id="rId29">
+      <w:hyperlink r:id="rId27">
         <w:r>
           <w:rPr>
             <w:lang w:val="zh_TW" w:bidi="zh_TW"/>
@@ -33407,7 +33342,7 @@
         </w:rPr>
         <w:t>所說的內容的推論或結論：藉著基督的工作，歌羅西的信徒已經得著新生命，而統治這個世界的權勢已經被打敗。因為這些已經發生的事，歌羅西的信徒不應該讓別人根據他們的行為來論斷他們。保羅在這裡延續了他在</w:t>
       </w:r>
-      <w:hyperlink r:id="rId24">
+      <w:hyperlink r:id="rId22">
         <w:r>
           <w:rPr>
             <w:lang w:val="zh_TW" w:bidi="zh_TW"/>
@@ -35029,7 +34964,7 @@
         </w:rPr>
         <w:t>。這個隱喻與</w:t>
       </w:r>
-      <w:hyperlink r:id="rId30">
+      <w:hyperlink r:id="rId28">
         <w:r>
           <w:rPr>
             <w:lang w:val="zh_TW" w:bidi="zh_TW"/>
@@ -37480,7 +37415,7 @@
         </w:rPr>
         <w:t>「一同埋葬」（</w:t>
       </w:r>
-      <w:hyperlink r:id="rId31">
+      <w:hyperlink r:id="rId29">
         <w:r>
           <w:rPr>
             <w:lang w:val="zh_TW" w:bidi="zh_TW"/>
@@ -37801,7 +37736,7 @@
         </w:rPr>
         <w:t>正如在</w:t>
       </w:r>
-      <w:hyperlink r:id="rId24">
+      <w:hyperlink r:id="rId22">
         <w:r>
           <w:rPr>
             <w:lang w:val="zh_TW" w:bidi="zh_TW"/>
@@ -38897,7 +38832,7 @@
         </w:rPr>
         <w:t>這節經文中的三個命令並非來自保羅，而是</w:t>
       </w:r>
-      <w:hyperlink r:id="rId32">
+      <w:hyperlink r:id="rId30">
         <w:r>
           <w:rPr>
             <w:lang w:val="zh_TW" w:bidi="zh_TW"/>
@@ -41716,7 +41651,7 @@
         </w:rPr>
         <w:t>這個詞引入了一個基於保羅在</w:t>
       </w:r>
-      <w:hyperlink r:id="rId31">
+      <w:hyperlink r:id="rId29">
         <w:r>
           <w:rPr>
             <w:lang w:val="zh_TW" w:bidi="zh_TW"/>
@@ -42685,7 +42620,7 @@
         </w:rPr>
         <w:t>正如在</w:t>
       </w:r>
-      <w:hyperlink r:id="rId33">
+      <w:hyperlink r:id="rId31">
         <w:r>
           <w:rPr>
             <w:lang w:val="zh_TW" w:bidi="zh_TW"/>
@@ -42965,7 +42900,7 @@
         </w:rPr>
         <w:t>這個詞引入了為什麽歌羅西人應當思念上面的事的一個原因，（</w:t>
       </w:r>
-      <w:hyperlink r:id="rId34">
+      <w:hyperlink r:id="rId32">
         <w:r>
           <w:rPr>
             <w:lang w:val="zh_TW" w:bidi="zh_TW"/>
@@ -43094,7 +43029,7 @@
         </w:rPr>
         <w:t>在這裡，保羅以稍微不同的形式表達了他在</w:t>
       </w:r>
-      <w:hyperlink r:id="rId32">
+      <w:hyperlink r:id="rId30">
         <w:r>
           <w:rPr>
             <w:lang w:val="zh_TW" w:bidi="zh_TW"/>
@@ -43125,7 +43060,7 @@
         </w:rPr>
         <w:t>。如果在你的語言中這樣表達會有幫助的話，你可以像在</w:t>
       </w:r>
-      <w:hyperlink r:id="rId32">
+      <w:hyperlink r:id="rId30">
         <w:r>
           <w:rPr>
             <w:lang w:val="zh_TW" w:bidi="zh_TW"/>
@@ -46313,7 +46248,7 @@
         </w:rPr>
         <w:t>這個詞再次指向</w:t>
       </w:r>
-      <w:hyperlink r:id="rId35">
+      <w:hyperlink r:id="rId33">
         <w:r>
           <w:rPr>
             <w:lang w:val="zh_TW" w:bidi="zh_TW"/>
@@ -46893,7 +46828,7 @@
         </w:rPr>
         <w:t>指的都是</w:t>
       </w:r>
-      <w:hyperlink r:id="rId35">
+      <w:hyperlink r:id="rId33">
         <w:r>
           <w:rPr>
             <w:lang w:val="zh_TW" w:bidi="zh_TW"/>
@@ -47055,7 +46990,7 @@
         </w:rPr>
         <w:t>應該如何行事，這與他們「曾」行事的方式形成對比（</w:t>
       </w:r>
-      <w:hyperlink r:id="rId36">
+      <w:hyperlink r:id="rId34">
         <w:r>
           <w:rPr>
             <w:lang w:val="zh_TW" w:bidi="zh_TW"/>
@@ -47995,7 +47930,7 @@
         </w:rPr>
         <w:t>在這裡，保羅使用了一個類似他在</w:t>
       </w:r>
-      <w:hyperlink r:id="rId27">
+      <w:hyperlink r:id="rId25">
         <w:r>
           <w:rPr>
             <w:lang w:val="zh_TW" w:bidi="zh_TW"/>
@@ -48561,7 +48496,7 @@
         </w:rPr>
         <w:t>開始的子句與前一節有「脫去」一詞的子句（</w:t>
       </w:r>
-      <w:hyperlink r:id="rId37">
+      <w:hyperlink r:id="rId35">
         <w:r>
           <w:rPr>
             <w:lang w:val="zh_TW" w:bidi="zh_TW"/>
@@ -48579,7 +48514,7 @@
         </w:rPr>
         <w:t>）相平行。請使用你在前一節中所使用的相同結構來翻譯這個子句。這個子句可能是要：（1）給出歌羅西信徒不應當彼此說謊的原因（並且應當脫下</w:t>
       </w:r>
-      <w:hyperlink r:id="rId38">
+      <w:hyperlink r:id="rId36">
         <w:r>
           <w:rPr>
             <w:lang w:val="zh_TW" w:bidi="zh_TW"/>
@@ -48695,7 +48630,7 @@
         </w:rPr>
         <w:t>在這裡，保羅繼續他從</w:t>
       </w:r>
-      <w:hyperlink r:id="rId37">
+      <w:hyperlink r:id="rId35">
         <w:r>
           <w:rPr>
             <w:lang w:val="zh_TW" w:bidi="zh_TW"/>
@@ -48824,7 +48759,7 @@
         </w:rPr>
         <w:t>與上一節經文（</w:t>
       </w:r>
-      <w:hyperlink r:id="rId37">
+      <w:hyperlink r:id="rId35">
         <w:r>
           <w:rPr>
             <w:lang w:val="zh_TW" w:bidi="zh_TW"/>
@@ -49214,7 +49149,7 @@
         </w:rPr>
         <w:t>是關於什麼，但它可能指的是認識神（如</w:t>
       </w:r>
-      <w:hyperlink r:id="rId39">
+      <w:hyperlink r:id="rId37">
         <w:r>
           <w:rPr>
             <w:lang w:val="zh_TW" w:bidi="zh_TW"/>
@@ -49232,7 +49167,7 @@
         </w:rPr>
         <w:t>中所說）和神的旨意（如</w:t>
       </w:r>
-      <w:hyperlink r:id="rId40">
+      <w:hyperlink r:id="rId38">
         <w:r>
           <w:rPr>
             <w:lang w:val="zh_TW" w:bidi="zh_TW"/>
@@ -50728,7 +50663,7 @@
         </w:rPr>
         <w:t>再一次，保羅談到那些與基督同死同復活的人。在這裡，他沒有說歌羅西信徒是「在基督裡」的，而是反過來，就像他在</w:t>
       </w:r>
-      <w:hyperlink r:id="rId41">
+      <w:hyperlink r:id="rId39">
         <w:r>
           <w:rPr>
             <w:lang w:val="zh_TW" w:bidi="zh_TW"/>
@@ -50772,7 +50707,7 @@
         </w:rPr>
         <w:t>。如果可能的話，請使用與</w:t>
       </w:r>
-      <w:hyperlink r:id="rId41">
+      <w:hyperlink r:id="rId39">
         <w:r>
           <w:rPr>
             <w:lang w:val="zh_TW" w:bidi="zh_TW"/>
@@ -50901,7 +50836,7 @@
         </w:rPr>
         <w:t>這個詞引入了一個勸勉，這勸勉是基於保羅在</w:t>
       </w:r>
-      <w:hyperlink r:id="rId42">
+      <w:hyperlink r:id="rId40">
         <w:r>
           <w:rPr>
             <w:lang w:val="zh_TW" w:bidi="zh_TW"/>
@@ -51024,7 +50959,7 @@
         </w:rPr>
         <w:t>這個片語使用了保羅在</w:t>
       </w:r>
-      <w:hyperlink r:id="rId43">
+      <w:hyperlink r:id="rId41">
         <w:r>
           <w:rPr>
             <w:lang w:val="zh_TW" w:bidi="zh_TW"/>
@@ -51068,7 +51003,7 @@
         </w:rPr>
         <w:t>。如果可能，請像在</w:t>
       </w:r>
-      <w:hyperlink r:id="rId43">
+      <w:hyperlink r:id="rId41">
         <w:r>
           <w:rPr>
             <w:lang w:val="zh_TW" w:bidi="zh_TW"/>
@@ -53033,7 +52968,7 @@
         </w:rPr>
         <w:t>在這裡，保羅省略了一些在你的語言中為使句子完整可能所需的詞。如果你的語言需要包含更多的字詞來表達，你可以添加保羅所暗指的詞，這些詞可以在</w:t>
       </w:r>
-      <w:hyperlink r:id="rId44">
+      <w:hyperlink r:id="rId42">
         <w:r>
           <w:rPr>
             <w:lang w:val="zh_TW" w:bidi="zh_TW"/>
@@ -53769,7 +53704,7 @@
         </w:rPr>
         <w:t>這個詞與保羅在</w:t>
       </w:r>
-      <w:hyperlink r:id="rId45">
+      <w:hyperlink r:id="rId43">
         <w:r>
           <w:rPr>
             <w:lang w:val="zh_TW" w:bidi="zh_TW"/>
@@ -53787,7 +53722,7 @@
         </w:rPr>
         <w:t>使用的「奪去你們的獎賞」一詞密切相關：兩者都用於描述一位法官或審判者做出裁決，儘管在</w:t>
       </w:r>
-      <w:hyperlink r:id="rId45">
+      <w:hyperlink r:id="rId43">
         <w:r>
           <w:rPr>
             <w:lang w:val="zh_TW" w:bidi="zh_TW"/>
@@ -58509,7 +58444,7 @@
         </w:rPr>
         <w:t>正如在</w:t>
       </w:r>
-      <w:hyperlink r:id="rId46">
+      <w:hyperlink r:id="rId44">
         <w:r>
           <w:rPr>
             <w:lang w:val="zh_TW" w:bidi="zh_TW"/>
@@ -59331,7 +59266,7 @@
         </w:rPr>
         <w:t>是因為他已經設立了一個對比，而這個對比的對象是這些主人的「主」：耶穌（見：</w:t>
       </w:r>
-      <w:hyperlink r:id="rId47">
+      <w:hyperlink r:id="rId45">
         <w:r>
           <w:rPr>
             <w:lang w:val="zh_TW" w:bidi="zh_TW"/>
@@ -59571,7 +59506,7 @@
         </w:rPr>
         <w:t>正如在</w:t>
       </w:r>
-      <w:hyperlink r:id="rId48">
+      <w:hyperlink r:id="rId46">
         <w:r>
           <w:rPr>
             <w:lang w:val="zh_TW" w:bidi="zh_TW"/>
@@ -60852,7 +60787,7 @@
         </w:rPr>
         <w:t>這個詞引入了一個原因，說明為什麼僕人應當按照保羅在</w:t>
       </w:r>
-      <w:hyperlink r:id="rId49">
+      <w:hyperlink r:id="rId47">
         <w:r>
           <w:rPr>
             <w:lang w:val="zh_TW" w:bidi="zh_TW"/>
@@ -61334,7 +61269,7 @@
         </w:rPr>
         <w:t>這個詞引入了對已經提到的內容的支持。在這裡，保羅用它來引入一個關於順服的負面理由（他已經在</w:t>
       </w:r>
-      <w:hyperlink r:id="rId50">
+      <w:hyperlink r:id="rId48">
         <w:r>
           <w:rPr>
             <w:lang w:val="zh_TW" w:bidi="zh_TW"/>
@@ -61476,7 +61411,7 @@
         </w:rPr>
         <w:t>的人。然而，他將這一個普遍的陳述指向他一直在談論的僕人（而不是那些主人，因為他直到</w:t>
       </w:r>
-      <w:hyperlink r:id="rId47">
+      <w:hyperlink r:id="rId45">
         <w:r>
           <w:rPr>
             <w:lang w:val="zh_TW" w:bidi="zh_TW"/>
@@ -63030,7 +62965,7 @@
         </w:rPr>
         <w:t>發生的。如果在你的語言中這樣表達會有幫助的話，你可以使用一個詞或者片語來表示歌羅西信徒應當在為其它事情（在</w:t>
       </w:r>
-      <w:hyperlink r:id="rId51">
+      <w:hyperlink r:id="rId49">
         <w:r>
           <w:rPr>
             <w:lang w:val="zh_TW" w:bidi="zh_TW"/>
@@ -63865,7 +63800,7 @@
         </w:rPr>
         <w:t>。這並不意味著這個信息難以理解，而是指它以前未被顯明。然而現在，保羅確實「將它發明出來（使其顯明）」（如</w:t>
       </w:r>
-      <w:hyperlink r:id="rId52">
+      <w:hyperlink r:id="rId50">
         <w:r>
           <w:rPr>
             <w:lang w:val="zh_TW" w:bidi="zh_TW"/>
@@ -64472,7 +64407,7 @@
         </w:rPr>
         <w:t>這個片語可能是要引入：（1）另一件歌羅西信徒應當要禱告的事（除了</w:t>
       </w:r>
-      <w:hyperlink r:id="rId53">
+      <w:hyperlink r:id="rId51">
         <w:r>
           <w:rPr>
             <w:lang w:val="zh_TW" w:bidi="zh_TW"/>
@@ -64490,7 +64425,7 @@
         </w:rPr>
         <w:t>所說的之外）。另譯：「並且」或「並要求」（2）另一個歌羅西信徒為保羅禱告的目的（除了</w:t>
       </w:r>
-      <w:hyperlink r:id="rId53">
+      <w:hyperlink r:id="rId51">
         <w:r>
           <w:rPr>
             <w:lang w:val="zh_TW" w:bidi="zh_TW"/>
@@ -65593,7 +65528,7 @@
         </w:rPr>
         <w:t>這節經文提供了保羅希望歌羅西信徒如何「用智慧與外人交往」的一種方式（</w:t>
       </w:r>
-      <w:hyperlink r:id="rId54">
+      <w:hyperlink r:id="rId52">
         <w:r>
           <w:rPr>
             <w:lang w:val="zh_TW" w:bidi="zh_TW"/>
@@ -66244,7 +66179,7 @@
         </w:rPr>
         <w:t>這個片語指的是一個個體，他被視為「外人」（</w:t>
       </w:r>
-      <w:hyperlink r:id="rId54">
+      <w:hyperlink r:id="rId52">
         <w:r>
           <w:rPr>
             <w:lang w:val="zh_TW" w:bidi="zh_TW"/>
@@ -67588,7 +67523,7 @@
         </w:rPr>
         <w:t>就像</w:t>
       </w:r>
-      <w:hyperlink r:id="rId55">
+      <w:hyperlink r:id="rId53">
         <w:r>
           <w:rPr>
             <w:lang w:val="zh_TW" w:bidi="zh_TW"/>
@@ -68417,7 +68352,7 @@
         </w:rPr>
         <w:t>就像</w:t>
       </w:r>
-      <w:hyperlink r:id="rId55">
+      <w:hyperlink r:id="rId53">
         <w:r>
           <w:rPr>
             <w:lang w:val="zh_TW" w:bidi="zh_TW"/>
@@ -68435,7 +68370,7 @@
         </w:rPr>
         <w:t>中的「我一切的事」和</w:t>
       </w:r>
-      <w:hyperlink r:id="rId56">
+      <w:hyperlink r:id="rId54">
         <w:r>
           <w:rPr>
             <w:lang w:val="zh_TW" w:bidi="zh_TW"/>
@@ -70589,7 +70524,7 @@
         </w:rPr>
         <w:t>是一個男人的名字。他是第一個向歌羅西人傳講好消息的人（見：</w:t>
       </w:r>
-      <w:hyperlink r:id="rId23">
+      <w:hyperlink r:id="rId21">
         <w:r>
           <w:rPr>
             <w:lang w:val="zh_TW" w:bidi="zh_TW"/>
@@ -71770,7 +71705,7 @@
         </w:rPr>
         <w:t>這個詞進一步支持了保羅在前一節中所說關於以巴弗的陳述。在</w:t>
       </w:r>
-      <w:hyperlink r:id="rId57">
+      <w:hyperlink r:id="rId55">
         <w:r>
           <w:rPr>
             <w:lang w:val="zh_TW" w:bidi="zh_TW"/>
@@ -72660,7 +72595,7 @@
         </w:rPr>
         <w:t>如他在</w:t>
       </w:r>
-      <w:hyperlink r:id="rId58">
+      <w:hyperlink r:id="rId56">
         <w:r>
           <w:rPr>
             <w:lang w:val="zh_TW" w:bidi="zh_TW"/>
@@ -73540,7 +73475,7 @@
         </w:rPr>
         <w:t>保羅除了要求歌羅西人替他向其他人問候（</w:t>
       </w:r>
-      <w:hyperlink r:id="rId59">
+      <w:hyperlink r:id="rId57">
         <w:r>
           <w:rPr>
             <w:lang w:val="zh_TW" w:bidi="zh_TW"/>

--- a/zht/docx/51.content.docx
+++ b/zht/docx/51.content.docx
@@ -141,13 +141,6 @@
         <w:rPr>
           <w:lang w:val="zh_TW" w:bidi="zh_TW"/>
         </w:rPr>
-      </w:r>
-      <w:r>
-        <w:rPr>
-          <w:i/>
-          <w:lang w:val="zh_TW" w:bidi="zh_TW"/>
-        </w:rPr>
-        <w:t>歌羅西書 1:1 (#1), 歌羅西書 1:1 (#2), 歌羅西書 1:1 (#3), 歌羅西書 1:1 (#4), 歌羅西書 1:2 (#1), 歌羅西書 1:2 (#2), 歌羅西書 1:2 (#3), 歌羅西書 1:2 (#4), 歌羅西書 1:2 (#5), 歌羅西書 1:3 (#1), 歌羅西書 1:3 (#2), 歌羅西書 1:4 (#1), 歌羅西書 1:4 (#2), 歌羅西書 1:5 (#1), 歌羅西書 1:5 (#2), 歌羅西書 1:5 (#3), 歌羅西書 1:5 (#4), 歌羅西書 1:6 (#1), 歌羅西書 1:6 (#2), 歌羅西書 1:6 (#3), 歌羅西書 1:6 (#4), 歌羅西書 1:6 (#5), 歌羅西書 1:7 (#1), 歌羅西書 1:7 (#2), 歌羅西書 1:8 (#1), 歌羅西書 1:8 (#2), 歌羅西書 1:8 (#3), 歌羅西書 1:9 (#1), 歌羅西書 1:9 (#2), 歌羅西書 1:9 (#3), 歌羅西書 1:9 (#4), 歌羅西書 1:9 (#5), 歌羅西書 1:9 (#6), 歌羅西書 1:9 (#7), 歌羅西書 1:9 (#8), 歌羅西書 1:9 (#9), 歌羅西書 1:9 (#10), 歌羅西書 1:9 (#11), 歌羅西書 1:10 (#1), 歌羅西書 1:10 (#2), 歌羅西書 1:10 (#3), 歌羅西書 1:10 (#4), 歌羅西書 1:11 (#1), 歌羅西書 1:11 (#2), 歌羅西書 1:11 (#3), 歌羅西書 1:11 (#4), 歌羅西書 1:11 (#5), 歌羅西書 1:11 (#6), 歌羅西書 1:12 (#1), 歌羅西書 1:12 (#2), 歌羅西書 1:12 (#3), 歌羅西書 1:12 (#4), 歌羅西書 1:12 (#5), 歌羅西書 1:12 (#6), 歌羅西書 1:12 (#7), 歌羅西書 1:13 (#1), 歌羅西書 1:13 (#2), 歌羅西書 1:13 (#3), 歌羅西書 1:13 (#4), 歌羅西書 1:13 (#5), 歌羅西書 1:13 (#6), 歌羅西書 1:13 (#7), 歌羅西書 1:14 (#1), 歌羅西書 1:14 (#2), 歌羅西書 1:14 (#3), 歌羅西書 1:14 (#4), 歌羅西書 1:15 (#1), 歌羅西書 1:15 (#2), 歌羅西書 1:15 (#3), 歌羅西書 1:15 (#4), 歌羅西書 1:16 (#1), 歌羅西書 1:16 (#2), 歌羅西書 1:16 (#3), 歌羅西書 1:16 (#4), 歌羅西書 1:16 (#5), 歌羅西書 1:16 (#6), 歌羅西書 1:16 (#7), 歌羅西書 1:16 (#8), 歌羅西書 1:17 (#1), 歌羅西書 1:17 (#2), 歌羅西書 1:18 (#1), 歌羅西書 1:18 (#2), 歌羅西書 1:18 (#3), 歌羅西書 1:18 (#4), 歌羅西書 1:18 (#5), 歌羅西書 1:18 (#6), 歌羅西書 1:19 (#1), 歌羅西書 1:19 (#2), 歌羅西書 1:19 (#3), 歌羅西書 1:19 (#4), 歌羅西書 1:20 (#1), 歌羅西書 1:20 (#2), 歌羅西書 1:20 (#3), 歌羅西書 1:20 (#4), 歌羅西書 1:20 (#5), 歌羅西書 1:20 (#6), 歌羅西書 1:20 (#7), 歌羅西書 1:21 (#1), 歌羅西書 1:21 (#2), 歌羅西書 1:21 (#3), 歌羅西書 1:21 (#4), 歌羅西書 1:22 (#1), 歌羅西書 1:22 (#2), 歌羅西書 1:22 (#3), 歌羅西書 1:22 (#4), 歌羅西書 1:22 (#5), 歌羅西書 1:22 (#6), 歌羅西書 1:22 (#7), 歌羅西書 1:22 (#8), 歌羅西書 1:22 (#9), 歌羅西書 1:23 (#1), 歌羅西書 1:23 (#2), 歌羅西書 1:23 (#3), 歌羅西書 1:23 (#4), 歌羅西書 1:23 (#5), 歌羅西書 1:23 (#6), 歌羅西書 1:23 (#7), 歌羅西書 1:23 (#8), 歌羅西書 1:23 (#9), 歌羅西書 1:23 (#10), 歌羅西書 1:24 (#1), 歌羅西書 1:24 (#2), 歌羅西書 1:24 (#3), 歌羅西書 1:24 (#4), 歌羅西書 1:24 (#5), 歌羅西書 1:24 (#6), 歌羅西書 1:25 (#1), 歌羅西書 1:25 (#2), 歌羅西書 1:25 (#3), 歌羅西書 1:25 (#4), 歌羅西書 1:25 (#5), 歌羅西書 1:25 (#6), 歌羅西書 1:26 (#1), 歌羅西書 1:26 (#2), 歌羅西書 1:26 (#3), 歌羅西書 1:26 (#4), 歌羅西書 1:26 (#5), 歌羅西書 1:26 (#6), 歌羅西書 1:27 (#1), 歌羅西書 1:27 (#2), 歌羅西書 1:27 (#3), 歌羅西書 1:27 (#4), 歌羅西書 1:27 (#5), 歌羅西書 1:27 (#6), 歌羅西書 1:27 (#7), 歌羅西書 1:28 (#1), 歌羅西書 1:28 (#2), 歌羅西書 1:28 (#3), 歌羅西書 1:28 (#4), 歌羅西書 1:28 (#5), 歌羅西書 1:28 (#6), 歌羅西書 1:28 (#7), 歌羅西書 1:29 (#1), 歌羅西書 1:29 (#2), 歌羅西書 1:29 (#3), 歌羅西書 1:29 (#4), 歌羅西書 2:1 (#1), 歌羅西書 2:1 (#2), 歌羅西書 2:1 (#3), 歌羅西書 2:1 (#4), 歌羅西書 2:1 (#5), 歌羅西書 2:1 (#6), 歌羅西書 2:1 (#7), 歌羅西書 2:2 (#1), 歌羅西書 2:2 (#2), 歌羅西書 2:2 (#3), 歌羅西書 2:2 (#4), 歌羅西書 2:2 (#5), 歌羅西書 2:2 (#6), 歌羅西書 2:2 (#7), 歌羅西書 2:2 (#8), 歌羅西書 2:2 (#9), 歌羅西書 2:2 (#10), 歌羅西書 2:3 (#1), 歌羅西書 2:3 (#2), 歌羅西書 2:3 (#3), 歌羅西書 2:3 (#4), 歌羅西書 2:3 (#5), 歌羅西書 2:4 (#1), 歌羅西書 2:4 (#2), 歌羅西書 2:4 (#3), 歌羅西書 2:5 (#1), 歌羅西書 2:5 (#2), 歌羅西書 2:5 (#3), 歌羅西書 2:5 (#4), 歌羅西書 2:5 (#5), 歌羅西書 2:5 (#6), 歌羅西書 2:5 (#7), 歌羅西書 2:5 (#8), 歌羅西書 2:5 (#9), 歌羅西書 2:5 (#10), 歌羅西書 2:5 (#11), 歌羅西書 2:6 (#1), 歌羅西書 2:6 (#2), 歌羅西書 2:6 (#3), 歌羅西書 2:6 (#4), 歌羅西書 2:7 (#1), 歌羅西書 2:7 (#2), 歌羅西書 2:7 (#3), 歌羅西書 2:7 (#4), 歌羅西書 2:7 (#5), 歌羅西書 2:7 (#6), 歌羅西書 2:7 (#7), 歌羅西書 2:7 (#8), 歌羅西書 2:8 (#1), 歌羅西書 2:8 (#2), 歌羅西書 2:8 (#3), 歌羅西書 2:8 (#4), 歌羅西書 2:8 (#5), 歌羅西書 2:8 (#6), 歌羅西書 2:8 (#7), 歌羅西書 2:8 (#8), 歌羅西書 2:9 (#1), 歌羅西書 2:9 (#2), 歌羅西書 2:9 (#3), 歌羅西書 2:10 (#1), 歌羅西書 2:10 (#2), 歌羅西書 2:10 (#3), 歌羅西書 2:10 (#4), 歌羅西書 2:10 (#5), 歌羅西書 2:10 (#6), 歌羅西書 2:11 (#1), 歌羅西書 2:11 (#2), 歌羅西書 2:11 (#3), 歌羅西書 2:11 (#4), 歌羅西書 2:11 (#5), 歌羅西書 2:12 (#1), 歌羅西書 2:12 (#2), 歌羅西書 2:12 (#3), 歌羅西書 2:12 (#4), 歌羅西書 2:12 (#5), 歌羅西書 2:12 (#6), 歌羅西書 2:12 (#7), 歌羅西書 2:12 (#8), 歌羅西書 2:13 (#1), 歌羅西書 2:13 (#2), 歌羅西書 2:13 (#3), 歌羅西書 2:13 (#4), 歌羅西書 2:13 (#5), 歌羅西書 2:13 (#6), 歌羅西書 2:13 (#7), 歌羅西書 2:13 (#8), 歌羅西書 2:13 (#9), 歌羅西書 2:14 (#1), 歌羅西書 2:14 (#2), 歌羅西書 2:14 (#3), 歌羅西書 2:14 (#4), 歌羅西書 2:15 (#1), 歌羅西書 2:15 (#2), 歌羅西書 2:15 (#3), 歌羅西書 2:16 (#1), 歌羅西書 2:16 (#2), 歌羅西書 2:16 (#3), 歌羅西書 2:16 (#4), 歌羅西書 2:17 (#1), 歌羅西書 2:17 (#2), 歌羅西書 2:17 (#3), 歌羅西書 2:17 (#4), 歌羅西書 2:18 (#1), 歌羅西書 2:18 (#2), 歌羅西書 2:18 (#3), 歌羅西書 2:18 (#4), 歌羅西書 2:18 (#5), 歌羅西書 2:18 (#6), 歌羅西書 2:18 (#7), 歌羅西書 2:18 (#8), 歌羅西書 2:18 (#9), 歌羅西書 2:18 (#10), 歌羅西書 2:18 (#11), 歌羅西書 2:19 (#1), 歌羅西書 2:19 (#2), 歌羅西書 2:19 (#3), 歌羅西書 2:19 (#4), 歌羅西書 2:19 (#5), 歌羅西書 2:19 (#6), 歌羅西書 2:20 (#1), 歌羅西書 2:20 (#2), 歌羅西書 2:20 (#3), 歌羅西書 2:20 (#4), 歌羅西書 2:20 (#5), 歌羅西書 2:20 (#6), 歌羅西書 2:20 (#7), 歌羅西書 2:20 (#8), 歌羅西書 2:20 (#9), 歌羅西書 2:20 (#10), 歌羅西書 2:21 (#1), 歌羅西書 2:21 (#2), 歌羅西書 2:21 (#3), 歌羅西書 2:22 (#1), 歌羅西書 2:22 (#2), 歌羅西書 2:22 (#3), 歌羅西書 2:22 (#4), 歌羅西書 2:22 (#5), 歌羅西書 2:22 (#6), 歌羅西書 2:23 (#1), 歌羅西書 2:23 (#2), 歌羅西書 2:23 (#3), 歌羅西書 2:23 (#4), 歌羅西書 2:23 (#5), 歌羅西書 2:23 (#6), 歌羅西書 2:23 (#7), 歌羅西書 2:23 (#8), 歌羅西書 2:23 (#9), 歌羅西書 2:23 (#10), 歌羅西書 3:1 (#1), 歌羅西書 3:1 (#2), 歌羅西書 3:1 (#3), 歌羅西書 3:1 (#4), 歌羅西書 3:1 (#5), 歌羅西書 3:1 (#6), 歌羅西書 3:1 (#7), 歌羅西書 3:1 (#8), 歌羅西書 3:2 (#1), 歌羅西書 3:2 (#2), 歌羅西書 3:2 (#3), 歌羅西書 3:3 (#1), 歌羅西書 3:3 (#2), 歌羅西書 3:3 (#3), 歌羅西書 3:3 (#4), 歌羅西書 3:3 (#5), 歌羅西書 3:4 (#1), 歌羅西書 3:4 (#2), 歌羅西書 3:4 (#3), 歌羅西書 3:4 (#4), 歌羅西書 3:4 (#5), 歌羅西書 3:4 (#6), 歌羅西書 3:4 (#7), 歌羅西書 3:5 (#1), 歌羅西書 3:5 (#2), 歌羅西書 3:5 (#3), 歌羅西書 3:5 (#4), 歌羅西書 3:5 (#5), 歌羅西書 3:5 (#6), 歌羅西書 3:5 (#7), 歌羅西書 3:5 (#8), 歌羅西書 3:5 (#9), 歌羅西書 3:5 (#10), 歌羅西書 3:6 (#1), 歌羅西書 3:6 (#2), 歌羅西書 3:6 (#3), 歌羅西書 3:6 (#4), 歌羅西書 3:6 (#5), 歌羅西書 3:7 (#1), 歌羅西書 3:7 (#2), 歌羅西書 3:7 (#3), 歌羅西書 3:7 (#4), 歌羅西書 3:7 (#5), 歌羅西書 3:7 (#6), 歌羅西書 3:8 (#1), 歌羅西書 3:8 (#2), 歌羅西書 3:8 (#3), 歌羅西書 3:8 (#4), 歌羅西書 3:8 (#5), 歌羅西書 3:8 (#6), 歌羅西書 3:8 (#7), 歌羅西書 3:9 (#1), 歌羅西書 3:9 (#2), 歌羅西書 3:9 (#3), 歌羅西書 3:9 (#4), 歌羅西書 3:9 (#5), 歌羅西書 3:10 (#1), 歌羅西書 3:10 (#2), 歌羅西書 3:10 (#3), 歌羅西書 3:10 (#4), 歌羅西書 3:10 (#5), 歌羅西書 3:10 (#6), 歌羅西書 3:10 (#7), 歌羅西書 3:10 (#8), 歌羅西書 3:10 (#9), 歌羅西書 3:10 (#10), 歌羅西書 3:10 (#11), 歌羅西書 3:10 (#12), 歌羅西書 3:11 (#1), 歌羅西書 3:11 (#2), 歌羅西書 3:11 (#3), 歌羅西書 3:11 (#4), 歌羅西書 3:11 (#5), 歌羅西書 3:11 (#6), 歌羅西書 3:11 (#7), 歌羅西書 3:12 (#1), 歌羅西書 3:12 (#2), 歌羅西書 3:12 (#3), 歌羅西書 3:12 (#4), 歌羅西書 3:12 (#5), 歌羅西書 3:12 (#6), 歌羅西書 3:12 (#7), 歌羅西書 3:12 (#8), 歌羅西書 3:12 (#9), 歌羅西書 3:13 (#1), 歌羅西書 3:13 (#2), 歌羅西書 3:13 (#3), 歌羅西書 3:13 (#4), 歌羅西書 3:13 (#5), 歌羅西書 3:13 (#6), 歌羅西書 3:13 (#7), 歌羅西書 3:13 (#8), 歌羅西書 3:14 (#1), 歌羅西書 3:14 (#2), 歌羅西書 3:14 (#3), 歌羅西書 3:14 (#4), 歌羅西書 3:14 (#5), 歌羅西書 3:14 (#6), 歌羅西書 3:15 (#1), 歌羅西書 3:15 (#2), 歌羅西書 3:15 (#3), 歌羅西書 3:15 (#4), 歌羅西書 3:15 (#5), 歌羅西書 3:15 (#6), 歌羅西書 3:15 (#7), 歌羅西書 3:16 (#1), 歌羅西書 3:16 (#2), 歌羅西書 3:16 (#3), 歌羅西書 3:16 (#4), 歌羅西書 3:16 (#5), 歌羅西書 3:16 (#6), 歌羅西書 3:16 (#7), 歌羅西書 3:16 (#8), 歌羅西書 3:16 (#9), 歌羅西書 3:16 (#10), 歌羅西書 3:16 (#11), 歌羅西書 3:16 (#12), 歌羅西書 3:16 (#13), 歌羅西書 3:17 (#1), 歌羅西書 3:17 (#2), 歌羅西書 3:17 (#3), 歌羅西書 3:17 (#4), 歌羅西書 3:17 (#5), 歌羅西書 3:18 (#1), 歌羅西書 3:18 (#2), 歌羅西書 3:18 (#3), 歌羅西書 3:18 (#4), 歌羅西書 3:18 (#5), 歌羅西書 3:18 (#6), 歌羅西書 3:19 (#1), 歌羅西書 3:19 (#2), 歌羅西書 3:19 (#3), 歌羅西書 3:20 (#1), 歌羅西書 3:20 (#2), 歌羅西書 3:20 (#3), 歌羅西書 3:20 (#4), 歌羅西書 3:20 (#5), 歌羅西書 3:20 (#6), 歌羅西書 3:20 (#7), 歌羅西書 3:21 (#1), 歌羅西書 3:21 (#2), 歌羅西書 3:21 (#3), 歌羅西書 3:21 (#4), 歌羅西書 3:21 (#5), 歌羅西書 3:22 (#1), 歌羅西書 3:22 (#2), 歌羅西書 3:22 (#3), 歌羅西書 3:22 (#4), 歌羅西書 3:22 (#5), 歌羅西書 3:22 (#6), 歌羅西書 3:22 (#7), 歌羅西書 3:22 (#8), 歌羅西書 3:22 (#9), 歌羅西書 3:22 (#10), 歌羅西書 3:23 (#1), 歌羅西書 3:23 (#2), 歌羅西書 3:23 (#3), 歌羅西書 3:23 (#4), 歌羅西書 3:24 (#1), 歌羅西書 3:24 (#2), 歌羅西書 3:24 (#3), 歌羅西書 3:24 (#4), 歌羅西書 3:25 (#1), 歌羅西書 3:25 (#2), 歌羅西書 3:25 (#3), 歌羅西書 3:25 (#4), 歌羅西書 3:25 (#5), 歌羅西書 4:1 (#1), 歌羅西書 4:1 (#2), 歌羅西書 4:1 (#3), 歌羅西書 4:1 (#4), 歌羅西書 4:1 (#5), 歌羅西書 4:2 (#1), 歌羅西書 4:2 (#2), 歌羅西書 4:2 (#3), 歌羅西書 4:2 (#4), 歌羅西書 4:3 (#1), 歌羅西書 4:3 (#2), 歌羅西書 4:3 (#3), 歌羅西書 4:3 (#4), 歌羅西書 4:3 (#5), 歌羅西書 4:3 (#6), 歌羅西書 4:3 (#7), 歌羅西書 4:3 (#8), 歌羅西書 4:3 (#9), 歌羅西書 4:3 (#10), 歌羅西書 4:3 (#11), 歌羅西書 4:3 (#12), 歌羅西書 4:4 (#1), 歌羅西書 4:4 (#2), 歌羅西書 4:4 (#3), 歌羅西書 4:4 (#4), 歌羅西書 4:5 (#1), 歌羅西書 4:5 (#2), 歌羅西書 4:5 (#3), 歌羅西書 4:5 (#4), 歌羅西書 4:5 (#5), 歌羅西書 4:6 (#1), 歌羅西書 4:6 (#2), 歌羅西書 4:6 (#3), 歌羅西書 4:6 (#4), 歌羅西書 4:6 (#5), 歌羅西書 4:6 (#6), 歌羅西書 4:6 (#7), 歌羅西書 4:7 (#1), 歌羅西書 4:7 (#2), 歌羅西書 4:7 (#3), 歌羅西書 4:7 (#4), 歌羅西書 4:7 (#5), 歌羅西書 4:7 (#6), 歌羅西書 4:8 (#1), 歌羅西書 4:8 (#2), 歌羅西書 4:8 (#3), 歌羅西書 4:8 (#4), 歌羅西書 4:8 (#5), 歌羅西書 4:8 (#6), 歌羅西書 4:8 (#7), 歌羅西書 4:9 (#1), 歌羅西書 4:9 (#2), 歌羅西書 4:9 (#3), 歌羅西書 4:9 (#4), 歌羅西書 4:9 (#5), 歌羅西書 4:10 (#1), 歌羅西書 4:10 (#2), 歌羅西書 4:10 (#3), 歌羅西書 4:10 (#4), 歌羅西書 4:10 (#5), 歌羅西書 4:10 (#6), 歌羅西書 4:10 (#7), 歌羅西書 4:10 (#8), 歌羅西書 4:10 (#9), 歌羅西書 4:11 (#1), 歌羅西書 4:11 (#2), 歌羅西書 4:11 (#3), 歌羅西書 4:11 (#4), 歌羅西書 4:11 (#5), 歌羅西書 4:11 (#6), 歌羅西書 4:11 (#7), 歌羅西書 4:11 (#8), 歌羅西書 4:12 (#1), 歌羅西書 4:12 (#2), 歌羅西書 4:12 (#3), 歌羅西書 4:12 (#4), 歌羅西書 4:12 (#5), 歌羅西書 4:12 (#6), 歌羅西書 4:12 (#7), 歌羅西書 4:12 (#8), 歌羅西書 4:12 (#9), 歌羅西書 4:12 (#10), 歌羅西書 4:13 (#1), 歌羅西書 4:13 (#2), 歌羅西書 4:13 (#3), 歌羅西書 4:13 (#4), 歌羅西書 4:14 (#1), 歌羅西書 4:14 (#2), 歌羅西書 4:14 (#3), 歌羅西書 4:15 (#1), 歌羅西書 4:15 (#2), 歌羅西書 4:15 (#3), 歌羅西書 4:15 (#4), 歌羅西書 4:16 (#1), 歌羅西書 4:16 (#2), 歌羅西書 4:16 (#3), 歌羅西書 4:16 (#4), 歌羅西書 4:17 (#1), 歌羅西書 4:17 (#2), 歌羅西書 4:17 (#3), 歌羅西書 4:17 (#4), 歌羅西書 4:17 (#5), 歌羅西書 4:17 (#6), 歌羅西書 4:17 (#7), 歌羅西書 4:17 (#8), 歌羅西書 4:18 (#1), 歌羅西書 4:18 (#2), 歌羅西書 4:18 (#3), 歌羅西書 4:18 (#4), 歌羅西書 4:18 (#5), 歌羅西書 4:18 (#6)</w:t>
       </w:r>
       <w:r>
         <w:rPr>

--- a/zht/docx/51.content.docx
+++ b/zht/docx/51.content.docx
@@ -19,7 +19,7 @@
         <w:rPr>
           <w:lang w:val="zh_TW" w:bidi="zh_TW"/>
         </w:rPr>
-        <w:t>Resource: 翻譯筆記 (unfoldingWord)</w:t>
+        <w:t>Resource: unfoldingWord® Translation Notes</w:t>
       </w:r>
       <w:r>
         <w:rPr>
@@ -90,7 +90,7 @@
         <w:rPr>
           <w:lang w:val="zh_TW" w:bidi="zh_TW"/>
         </w:rPr>
-        <w:t>翻譯筆記 (unfoldingWord)</w:t>
+        <w:t>unfoldingWord® Translation Notes</w:t>
       </w:r>
     </w:p>
     <w:p>

--- a/zht/docx/51.content.docx
+++ b/zht/docx/51.content.docx
@@ -1665,7 +1665,7 @@
           <w:b/>
           <w:lang w:val="zh_TW" w:bidi="zh_TW"/>
         </w:rPr>
-        <w:t>τὴν ἀγάπην ἣν ἔχετε εἰς πάντας τοὺς ἁγίους,</w:t>
+        <w:t>τὴν ἀγάπην ἣν ἔχετε εἰς πάντας τοὺς ἁγίους</w:t>
       </w:r>
     </w:p>
     <w:p>
@@ -4368,7 +4368,7 @@
           <w:b/>
           <w:lang w:val="zh_TW" w:bidi="zh_TW"/>
         </w:rPr>
-        <w:t>πληρωθῆτε τὴν ἐπίγνωσιν τοῦ θελήματος αὐτοῦ ἐν πάσῃ σοφίᾳ καὶ συνέσει πνευματικῇ,</w:t>
+        <w:t>πληρωθῆτε τὴν ἐπίγνωσιν τοῦ θελήματος αὐτοῦ ἐν πάσῃ σοφίᾳ καὶ συνέσει πνευματικῇ</w:t>
       </w:r>
     </w:p>
     <w:p>
@@ -6597,7 +6597,7 @@
           <w:b/>
           <w:lang w:val="zh_TW" w:bidi="zh_TW"/>
         </w:rPr>
-        <w:t>τὴν μερίδα τοῦ κλήρου</w:t>
+        <w:t>εἰς τὴν μερίδα τοῦ κλήρου</w:t>
       </w:r>
     </w:p>
     <w:p>
@@ -12863,7 +12863,7 @@
           <w:b/>
           <w:lang w:val="zh_TW" w:bidi="zh_TW"/>
         </w:rPr>
-        <w:t>τῇ διανοίᾳ ἐν τοῖς ἔργοις τοῖς πονηροῖς,</w:t>
+        <w:t>τῇ διανοίᾳ ἐν τοῖς ἔργοις τοῖς πονηροῖς</w:t>
       </w:r>
     </w:p>
     <w:p>
@@ -25158,7 +25158,7 @@
           <w:b/>
           <w:lang w:val="zh_TW" w:bidi="zh_TW"/>
         </w:rPr>
-        <w:t>τὸ στερέωμα &amp; πίστεως ὑμῶν</w:t>
+        <w:t>τὸ στερέωμα τῆς &amp; πίστεως ὑμῶν</w:t>
       </w:r>
     </w:p>
     <w:p>
@@ -25309,7 +25309,7 @@
           <w:b/>
           <w:lang w:val="zh_TW" w:bidi="zh_TW"/>
         </w:rPr>
-        <w:t>τὸ στερέωμα &amp; πίστεως ὑμῶν</w:t>
+        <w:t>τὸ στερέωμα τῆς &amp; πίστεως ὑμῶν</w:t>
       </w:r>
     </w:p>
     <w:p>
@@ -25584,7 +25584,7 @@
           <w:b/>
           <w:lang w:val="zh_TW" w:bidi="zh_TW"/>
         </w:rPr>
-        <w:t>ὡς &amp; παρελάβετε τὸν Χριστὸν Ἰησοῦν τὸν Κύριον, ἐν αὐτῷ περιπατεῖτε,</w:t>
+        <w:t>ὡς &amp; παρελάβετε τὸν Χριστὸν Ἰησοῦν τὸν Κύριον, ἐν αὐτῷ περιπατεῖτε</w:t>
       </w:r>
     </w:p>
     <w:p>
@@ -32303,7 +32303,7 @@
           <w:b/>
           <w:lang w:val="zh_TW" w:bidi="zh_TW"/>
         </w:rPr>
-        <w:t>ἐξαλείψας τὸ καθ’ ἡμῶν χειρόγραφον τοῖς δόγμασιν, ὃ ἦν ὑπεναντίον ἡμῖν, καὶ αὐτὸ ἦρκεν ἐκ τοῦ μέσου, προσηλώσας αὐτὸ τῷ σταυρῷ;</w:t>
+        <w:t>ἐξαλείψας τὸ καθ’ ἡμῶν χειρόγραφον τοῖς δόγμασιν, ὃ ἦν ὑπεναντίον ἡμῖν, καὶ αὐτὸ ἦρκεν ἐκ τοῦ μέσου, προσηλώσας αὐτὸ τῷ σταυρῷ</w:t>
       </w:r>
     </w:p>
     <w:p>
@@ -32833,7 +32833,7 @@
           <w:b/>
           <w:lang w:val="zh_TW" w:bidi="zh_TW"/>
         </w:rPr>
-        <w:t>ἀπεκδυσάμενος &amp; ἐδειγμάτισεν ἐν παρρησίᾳ &amp; θριαμβεύσας</w:t>
+        <w:t>ἀπεκδυσάμενος &amp; ἐδειγμάτισεν ἐν παρρησίᾳ, θριαμβεύσας</w:t>
       </w:r>
     </w:p>
     <w:p>
@@ -38767,7 +38767,7 @@
           <w:b/>
           <w:lang w:val="zh_TW" w:bidi="zh_TW"/>
         </w:rPr>
-        <w:t>μὴ ἅψῃ! μηδὲ γεύσῃ! μηδὲ θίγῃς!</w:t>
+        <w:t>μὴ ἅψῃ! μηδὲ γεύσῃ! μηδὲ θίγῃς</w:t>
       </w:r>
     </w:p>
     <w:p>
@@ -38919,7 +38919,7 @@
           <w:b/>
           <w:lang w:val="zh_TW" w:bidi="zh_TW"/>
         </w:rPr>
-        <w:t>μὴ ἅψῃ! μηδὲ γεύσῃ! μηδὲ θίγῃς!</w:t>
+        <w:t>μὴ ἅψῃ! μηδὲ γεύσῃ! μηδὲ θίγῃς</w:t>
       </w:r>
     </w:p>
     <w:p>
@@ -40667,7 +40667,7 @@
           <w:b/>
           <w:lang w:val="zh_TW" w:bidi="zh_TW"/>
         </w:rPr>
-        <w:t>λόγον μὲν ἔχοντα σοφίας ἐν ἐθελοθρησκείᾳ καὶ ταπεινοφροσύνῃ, ἀφειδίᾳ σώματος,</w:t>
+        <w:t>λόγον μὲν ἔχοντα σοφίας ἐν ἐθελοθρησκείᾳ καὶ ταπεινοφροσύνῃ, ἀφειδίᾳ σώματος</w:t>
       </w:r>
     </w:p>
     <w:p>
@@ -44850,7 +44850,7 @@
           <w:b/>
           <w:lang w:val="zh_TW" w:bidi="zh_TW"/>
         </w:rPr>
-        <w:t>πορνείαν, ἀκαθαρσίαν, πάθος, ἐπιθυμίαν κακήν, καὶ τὴν πλεονεξίαν, ἥτις ἐστὶν εἰδωλολατρία;</w:t>
+        <w:t>πορνείαν, ἀκαθαρσίαν, πάθος, ἐπιθυμίαν κακήν, καὶ τὴν πλεονεξίαν, ἥτις ἐστὶν εἰδωλολατρία</w:t>
       </w:r>
     </w:p>
     <w:p>
@@ -45948,7 +45948,7 @@
           <w:b/>
           <w:lang w:val="zh_TW" w:bidi="zh_TW"/>
         </w:rPr>
-        <w:t>ἔρχεται ἡ ὀργὴ τοῦ Θεοῦ,</w:t>
+        <w:t>ἔρχεται ἡ ὀργὴ τοῦ Θεοῦ</w:t>
       </w:r>
     </w:p>
     <w:p>
@@ -46085,7 +46085,7 @@
           <w:b/>
           <w:lang w:val="zh_TW" w:bidi="zh_TW"/>
         </w:rPr>
-        <w:t>ἡ ὀργὴ τοῦ Θεοῦ,</w:t>
+        <w:t>ἡ ὀργὴ τοῦ Θεοῦ</w:t>
       </w:r>
     </w:p>
     <w:p>
@@ -46751,7 +46751,7 @@
           <w:b/>
           <w:lang w:val="zh_TW" w:bidi="zh_TW"/>
         </w:rPr>
-        <w:t>ἐν οἷς καὶ ὑμεῖς περιεπατήσατέ ποτε ὅτε ἐζῆτε ἐν τούτοις.</w:t>
+        <w:t>ἐν οἷς καὶ ὑμεῖς περιεπατήσατέ ποτε ὅτε ἐζῆτε ἐν τούτοις</w:t>
       </w:r>
     </w:p>
     <w:p>
@@ -48935,7 +48935,7 @@
           <w:b/>
           <w:lang w:val="zh_TW" w:bidi="zh_TW"/>
         </w:rPr>
-        <w:t>εἰς ἐπίγνωσιν,</w:t>
+        <w:t>εἰς ἐπίγνωσιν</w:t>
       </w:r>
     </w:p>
     <w:p>
@@ -51329,7 +51329,7 @@
           <w:b/>
           <w:lang w:val="zh_TW" w:bidi="zh_TW"/>
         </w:rPr>
-        <w:t>σπλάγχνα οἰκτιρμοῦ, χρηστότητα, ταπεινοφροσύνην, πραΰτητα, μακροθυμίαν;</w:t>
+        <w:t>σπλάγχνα οἰκτιρμοῦ, χρηστότητα, ταπεινοφροσύνην, πραΰτητα, μακροθυμίαν</w:t>
       </w:r>
     </w:p>
     <w:p>
@@ -55715,7 +55715,7 @@
           <w:b/>
           <w:lang w:val="zh_TW" w:bidi="zh_TW"/>
         </w:rPr>
-        <w:t>ἐν τῇ χάριτι,</w:t>
+        <w:t>ἐν τῇ χάριτι</w:t>
       </w:r>
     </w:p>
     <w:p>
@@ -70081,7 +70081,7 @@
           <w:b/>
           <w:lang w:val="zh_TW" w:bidi="zh_TW"/>
         </w:rPr>
-        <w:t>οἱ ὄντες ἐκ περιτομῆς οὗτοι, μόνοι συνεργοὶ εἰς τὴν Βασιλείαν τοῦ Θεοῦ, οἵτινες ἐγενήθησάν μοι παρηγορία.</w:t>
+        <w:t>οἱ ὄντες ἐκ περιτομῆς οὗτοι, μόνοι συνεργοὶ εἰς τὴν Βασιλείαν τοῦ Θεοῦ, οἵτινες ἐγενήθησάν μοι παρηγορία</w:t>
       </w:r>
     </w:p>
     <w:p>
@@ -72382,7 +72382,7 @@
           <w:b/>
           <w:lang w:val="zh_TW" w:bidi="zh_TW"/>
         </w:rPr>
-        <w:t>ἀσπάζεται ὑμᾶς Λουκᾶς, ὁ ἰατρὸς ὁ ἀγαπητὸς, καὶ Δημᾶς.</w:t>
+        <w:t>ἀσπάζεται ὑμᾶς Λουκᾶς, ὁ ἰατρὸς ὁ ἀγαπητὸς, καὶ Δημᾶς</w:t>
       </w:r>
     </w:p>
     <w:p>
@@ -73736,7 +73736,7 @@
           <w:b/>
           <w:lang w:val="zh_TW" w:bidi="zh_TW"/>
         </w:rPr>
-        <w:t>εἴπατε Ἀρχίππῳ, βλέπε τὴν διακονίαν ἣν παρέλαβες ἐν Κυρίῳ, ἵνα αὐτὴν πληροῖς.</w:t>
+        <w:t>εἴπατε Ἀρχίππῳ, βλέπε τὴν διακονίαν ἣν παρέλαβες ἐν Κυρίῳ, ἵνα αὐτὴν πληροῖς</w:t>
       </w:r>
     </w:p>
     <w:p>

--- a/zht/docx/51.content.docx
+++ b/zht/docx/51.content.docx
@@ -1020,21 +1020,6 @@
           <w:b/>
           <w:lang w:val="zh_TW" w:bidi="zh_TW"/>
         </w:rPr>
-        <w:t>χάρις ὑμῖν καὶ εἰρήνη ἀπὸ Θεοῦ Πατρὸς ἡμῶν καὶ Κυρίου Ἰησοῦ Χριστοῦ</w:t>
-      </w:r>
-    </w:p>
-    <w:p>
-      <w:pPr/>
-      <w:r>
-        <w:rPr>
-          <w:lang w:val="zh_TW" w:bidi="zh_TW"/>
-        </w:rPr>
-      </w:r>
-      <w:r>
-        <w:rPr>
-          <w:b/>
-          <w:lang w:val="zh_TW" w:bidi="zh_TW"/>
-        </w:rPr>
         <w:t>「</w:t>
       </w:r>
       <w:r>
@@ -1277,21 +1262,6 @@
           <w:b/>
           <w:lang w:val="zh_TW" w:bidi="zh_TW"/>
         </w:rPr>
-        <w:t>εὐχαριστοῦμεν &amp; ἡμῶν</w:t>
-      </w:r>
-    </w:p>
-    <w:p>
-      <w:pPr/>
-      <w:r>
-        <w:rPr>
-          <w:lang w:val="zh_TW" w:bidi="zh_TW"/>
-        </w:rPr>
-      </w:r>
-      <w:r>
-        <w:rPr>
-          <w:b/>
-          <w:lang w:val="zh_TW" w:bidi="zh_TW"/>
-        </w:rPr>
         <w:t>「</w:t>
       </w:r>
       <w:r>
@@ -1665,21 +1635,6 @@
           <w:b/>
           <w:lang w:val="zh_TW" w:bidi="zh_TW"/>
         </w:rPr>
-        <w:t>τὴν ἀγάπην ἣν ἔχετε εἰς πάντας τοὺς ἁγίους</w:t>
-      </w:r>
-    </w:p>
-    <w:p>
-      <w:pPr/>
-      <w:r>
-        <w:rPr>
-          <w:lang w:val="zh_TW" w:bidi="zh_TW"/>
-        </w:rPr>
-      </w:r>
-      <w:r>
-        <w:rPr>
-          <w:b/>
-          <w:lang w:val="zh_TW" w:bidi="zh_TW"/>
-        </w:rPr>
         <w:t>「</w:t>
       </w:r>
       <w:r>
@@ -3059,21 +3014,6 @@
           <w:b/>
           <w:lang w:val="zh_TW" w:bidi="zh_TW"/>
         </w:rPr>
-        <w:t>ἡμῶν &amp; ἡμῶν</w:t>
-      </w:r>
-    </w:p>
-    <w:p>
-      <w:pPr/>
-      <w:r>
-        <w:rPr>
-          <w:lang w:val="zh_TW" w:bidi="zh_TW"/>
-        </w:rPr>
-      </w:r>
-      <w:r>
-        <w:rPr>
-          <w:b/>
-          <w:lang w:val="zh_TW" w:bidi="zh_TW"/>
-        </w:rPr>
         <w:t>「</w:t>
       </w:r>
       <w:r>
@@ -3540,21 +3480,6 @@
           <w:b/>
           <w:lang w:val="zh_TW" w:bidi="zh_TW"/>
         </w:rPr>
-        <w:t>ἡμεῖς &amp; ἠκούσαμεν, οὐ παυόμεθα</w:t>
-      </w:r>
-    </w:p>
-    <w:p>
-      <w:pPr/>
-      <w:r>
-        <w:rPr>
-          <w:lang w:val="zh_TW" w:bidi="zh_TW"/>
-        </w:rPr>
-      </w:r>
-      <w:r>
-        <w:rPr>
-          <w:b/>
-          <w:lang w:val="zh_TW" w:bidi="zh_TW"/>
-        </w:rPr>
         <w:t>「我們聽到了這，我們（和合本譯為：</w:t>
       </w:r>
       <w:r>
@@ -3679,21 +3604,6 @@
           <w:b/>
           <w:lang w:val="zh_TW" w:bidi="zh_TW"/>
         </w:rPr>
-        <w:t>ἀφ’ ἧς ἡμέρας ἠκούσαμεν</w:t>
-      </w:r>
-    </w:p>
-    <w:p>
-      <w:pPr/>
-      <w:r>
-        <w:rPr>
-          <w:lang w:val="zh_TW" w:bidi="zh_TW"/>
-        </w:rPr>
-      </w:r>
-      <w:r>
-        <w:rPr>
-          <w:b/>
-          <w:lang w:val="zh_TW" w:bidi="zh_TW"/>
-        </w:rPr>
         <w:t>「</w:t>
       </w:r>
       <w:r>
@@ -4230,21 +4140,6 @@
           <w:b/>
           <w:lang w:val="zh_TW" w:bidi="zh_TW"/>
         </w:rPr>
-        <w:t>πληρωθῆτε τὴν ἐπίγνωσιν τοῦ θελήματος αὐτοῦ</w:t>
-      </w:r>
-    </w:p>
-    <w:p>
-      <w:pPr/>
-      <w:r>
-        <w:rPr>
-          <w:lang w:val="zh_TW" w:bidi="zh_TW"/>
-        </w:rPr>
-      </w:r>
-      <w:r>
-        <w:rPr>
-          <w:b/>
-          <w:lang w:val="zh_TW" w:bidi="zh_TW"/>
-        </w:rPr>
         <w:t>「你們會被他的旨意的知識充滿（和合本譯為：願你們......</w:t>
       </w:r>
       <w:r>
@@ -4368,21 +4263,6 @@
           <w:b/>
           <w:lang w:val="zh_TW" w:bidi="zh_TW"/>
         </w:rPr>
-        <w:t>πληρωθῆτε τὴν ἐπίγνωσιν τοῦ θελήματος αὐτοῦ ἐν πάσῃ σοφίᾳ καὶ συνέσει πνευματικῇ</w:t>
-      </w:r>
-    </w:p>
-    <w:p>
-      <w:pPr/>
-      <w:r>
-        <w:rPr>
-          <w:lang w:val="zh_TW" w:bidi="zh_TW"/>
-        </w:rPr>
-      </w:r>
-      <w:r>
-        <w:rPr>
-          <w:b/>
-          <w:lang w:val="zh_TW" w:bidi="zh_TW"/>
-        </w:rPr>
         <w:t>「使你們能被充滿他的旨意的知識，有一切屬靈的智慧和悟性（和合本譯為：</w:t>
       </w:r>
       <w:r>
@@ -5269,21 +5149,6 @@
           <w:b/>
           <w:lang w:val="zh_TW" w:bidi="zh_TW"/>
         </w:rPr>
-        <w:t>αὐξανόμενοι τῇ ἐπιγνώσει τοῦ Θεοῦ</w:t>
-      </w:r>
-    </w:p>
-    <w:p>
-      <w:pPr/>
-      <w:r>
-        <w:rPr>
-          <w:lang w:val="zh_TW" w:bidi="zh_TW"/>
-        </w:rPr>
-      </w:r>
-      <w:r>
-        <w:rPr>
-          <w:b/>
-          <w:lang w:val="zh_TW" w:bidi="zh_TW"/>
-        </w:rPr>
         <w:t>「在神的知識上成長（和合本譯為：</w:t>
       </w:r>
       <w:r>
@@ -6070,21 +5935,6 @@
           <w:b/>
           <w:lang w:val="zh_TW" w:bidi="zh_TW"/>
         </w:rPr>
-        <w:t>πᾶσαν ὑπομονὴν καὶ μακροθυμίαν μετὰ χαρᾶς</w:t>
-      </w:r>
-    </w:p>
-    <w:p>
-      <w:pPr/>
-      <w:r>
-        <w:rPr>
-          <w:lang w:val="zh_TW" w:bidi="zh_TW"/>
-        </w:rPr>
-      </w:r>
-      <w:r>
-        <w:rPr>
-          <w:b/>
-          <w:lang w:val="zh_TW" w:bidi="zh_TW"/>
-        </w:rPr>
         <w:t>「</w:t>
       </w:r>
       <w:r>
@@ -6175,6 +6025,21 @@
           <w:b/>
           <w:lang w:val="zh_TW" w:bidi="zh_TW"/>
         </w:rPr>
+        <w:t>εὐχαριστοῦντες</w:t>
+      </w:r>
+    </w:p>
+    <w:p>
+      <w:pPr/>
+      <w:r>
+        <w:rPr>
+          <w:lang w:val="zh_TW" w:bidi="zh_TW"/>
+        </w:rPr>
+      </w:r>
+      <w:r>
+        <w:rPr>
+          <w:b/>
+          <w:lang w:val="zh_TW" w:bidi="zh_TW"/>
+        </w:rPr>
         <w:t>「</w:t>
       </w:r>
       <w:r>
@@ -6360,21 +6225,6 @@
         <w:rPr>
           <w:lang w:val="zh_TW" w:bidi="zh_TW"/>
         </w:rPr>
-      </w:r>
-    </w:p>
-    <w:p>
-      <w:pPr/>
-      <w:r>
-        <w:rPr>
-          <w:lang w:val="zh_TW" w:bidi="zh_TW"/>
-        </w:rPr>
-      </w:r>
-      <w:r>
-        <w:rPr>
-          <w:b/>
-          <w:lang w:val="zh_TW" w:bidi="zh_TW"/>
-        </w:rPr>
-        <w:t>ἱκανώσαντι ὑμᾶς</w:t>
       </w:r>
     </w:p>
     <w:p>
@@ -7040,21 +6890,6 @@
           <w:b/>
           <w:lang w:val="zh_TW" w:bidi="zh_TW"/>
         </w:rPr>
-        <w:t>τῆς ἐξουσίας τοῦ σκότους</w:t>
-      </w:r>
-    </w:p>
-    <w:p>
-      <w:pPr/>
-      <w:r>
-        <w:rPr>
-          <w:lang w:val="zh_TW" w:bidi="zh_TW"/>
-        </w:rPr>
-      </w:r>
-      <w:r>
-        <w:rPr>
-          <w:b/>
-          <w:lang w:val="zh_TW" w:bidi="zh_TW"/>
-        </w:rPr>
         <w:t>「</w:t>
       </w:r>
       <w:r>
@@ -8227,21 +8062,6 @@
           <w:b/>
           <w:lang w:val="zh_TW" w:bidi="zh_TW"/>
         </w:rPr>
-        <w:t>ἔχομεν τὴν ἀπολύτρωσιν, τὴν ἄφεσιν τῶν ἁμαρτιῶν</w:t>
-      </w:r>
-    </w:p>
-    <w:p>
-      <w:pPr/>
-      <w:r>
-        <w:rPr>
-          <w:lang w:val="zh_TW" w:bidi="zh_TW"/>
-        </w:rPr>
-      </w:r>
-      <w:r>
-        <w:rPr>
-          <w:b/>
-          <w:lang w:val="zh_TW" w:bidi="zh_TW"/>
-        </w:rPr>
         <w:t>「</w:t>
       </w:r>
       <w:r>
@@ -9056,7 +8876,7 @@
           <w:b/>
           <w:lang w:val="zh_TW" w:bidi="zh_TW"/>
         </w:rPr>
-        <w:t>ὅτι ἐν αὐτῷ ἐκτίσθη τὰ πάντα</w:t>
+        <w:t>τὰ πάντα δι’ αὐτοῦ καὶ εἰς αὐτὸν ἔκτισται</w:t>
       </w:r>
     </w:p>
     <w:p>
@@ -9681,21 +9501,6 @@
           <w:b/>
           <w:lang w:val="zh_TW" w:bidi="zh_TW"/>
         </w:rPr>
-        <w:t>τὰ πάντα δι’ αὐτοῦ καὶ εἰς αὐτὸν ἔκτισται</w:t>
-      </w:r>
-    </w:p>
-    <w:p>
-      <w:pPr/>
-      <w:r>
-        <w:rPr>
-          <w:lang w:val="zh_TW" w:bidi="zh_TW"/>
-        </w:rPr>
-      </w:r>
-      <w:r>
-        <w:rPr>
-          <w:b/>
-          <w:lang w:val="zh_TW" w:bidi="zh_TW"/>
-        </w:rPr>
         <w:t>「所有都藉著他又為他被造（和合本譯為：</w:t>
       </w:r>
       <w:r>
@@ -9793,21 +9598,6 @@
           <w:b/>
           <w:lang w:val="zh_TW" w:bidi="zh_TW"/>
         </w:rPr>
-        <w:t>δι’ αὐτοῦ &amp; ἔκτισται</w:t>
-      </w:r>
-    </w:p>
-    <w:p>
-      <w:pPr/>
-      <w:r>
-        <w:rPr>
-          <w:lang w:val="zh_TW" w:bidi="zh_TW"/>
-        </w:rPr>
-      </w:r>
-      <w:r>
-        <w:rPr>
-          <w:b/>
-          <w:lang w:val="zh_TW" w:bidi="zh_TW"/>
-        </w:rPr>
         <w:t>「</w:t>
       </w:r>
       <w:r>
@@ -12173,21 +11963,6 @@
           <w:b/>
           <w:lang w:val="zh_TW" w:bidi="zh_TW"/>
         </w:rPr>
-        <w:t>τὰ πάντα εἰς αὐτόν &amp; εἴτε τὰ ἐπὶ τῆς γῆς, εἴτε τὰ ἐν τοῖς οὐρανοῖς</w:t>
-      </w:r>
-    </w:p>
-    <w:p>
-      <w:pPr/>
-      <w:r>
-        <w:rPr>
-          <w:lang w:val="zh_TW" w:bidi="zh_TW"/>
-        </w:rPr>
-      </w:r>
-      <w:r>
-        <w:rPr>
-          <w:b/>
-          <w:lang w:val="zh_TW" w:bidi="zh_TW"/>
-        </w:rPr>
         <w:t>「</w:t>
       </w:r>
       <w:r>
@@ -12338,21 +12113,6 @@
           <w:b/>
           <w:lang w:val="zh_TW" w:bidi="zh_TW"/>
         </w:rPr>
-        <w:t>εἴτε τὰ ἐπὶ τῆς γῆς, εἴτε τὰ ἐν τοῖς οὐρανοῖς</w:t>
-      </w:r>
-    </w:p>
-    <w:p>
-      <w:pPr/>
-      <w:r>
-        <w:rPr>
-          <w:lang w:val="zh_TW" w:bidi="zh_TW"/>
-        </w:rPr>
-      </w:r>
-      <w:r>
-        <w:rPr>
-          <w:b/>
-          <w:lang w:val="zh_TW" w:bidi="zh_TW"/>
-        </w:rPr>
         <w:t>「</w:t>
       </w:r>
       <w:r>
@@ -13818,21 +13578,6 @@
           <w:b/>
           <w:lang w:val="zh_TW" w:bidi="zh_TW"/>
         </w:rPr>
-        <w:t>παραστῆσαι ὑμᾶς ἁγίους, καὶ ἀμώμους, καὶ ἀνεγκλήτους, κατενώπιον αὐτοῦ</w:t>
-      </w:r>
-    </w:p>
-    <w:p>
-      <w:pPr/>
-      <w:r>
-        <w:rPr>
-          <w:lang w:val="zh_TW" w:bidi="zh_TW"/>
-        </w:rPr>
-      </w:r>
-      <w:r>
-        <w:rPr>
-          <w:b/>
-          <w:lang w:val="zh_TW" w:bidi="zh_TW"/>
-        </w:rPr>
         <w:t>「</w:t>
       </w:r>
       <w:r>
@@ -15612,21 +15357,6 @@
           <w:b/>
           <w:lang w:val="zh_TW" w:bidi="zh_TW"/>
         </w:rPr>
-        <w:t>ἐν τοῖς παθήμασιν ὑπὲρ ὑμῶν</w:t>
-      </w:r>
-    </w:p>
-    <w:p>
-      <w:pPr/>
-      <w:r>
-        <w:rPr>
-          <w:lang w:val="zh_TW" w:bidi="zh_TW"/>
-        </w:rPr>
-      </w:r>
-      <w:r>
-        <w:rPr>
-          <w:b/>
-          <w:lang w:val="zh_TW" w:bidi="zh_TW"/>
-        </w:rPr>
         <w:t>「</w:t>
       </w:r>
       <w:r>
@@ -16808,21 +16538,6 @@
           <w:b/>
           <w:lang w:val="zh_TW" w:bidi="zh_TW"/>
         </w:rPr>
-        <w:t>τὴν δοθεῖσάν μοι</w:t>
-      </w:r>
-    </w:p>
-    <w:p>
-      <w:pPr/>
-      <w:r>
-        <w:rPr>
-          <w:lang w:val="zh_TW" w:bidi="zh_TW"/>
-        </w:rPr>
-      </w:r>
-      <w:r>
-        <w:rPr>
-          <w:b/>
-          <w:lang w:val="zh_TW" w:bidi="zh_TW"/>
-        </w:rPr>
         <w:t>「那被賜予我的（和合本譯為：</w:t>
       </w:r>
       <w:r>
@@ -17156,21 +16871,6 @@
         <w:rPr>
           <w:lang w:val="zh_TW" w:bidi="zh_TW"/>
         </w:rPr>
-      </w:r>
-    </w:p>
-    <w:p>
-      <w:pPr/>
-      <w:r>
-        <w:rPr>
-          <w:lang w:val="zh_TW" w:bidi="zh_TW"/>
-        </w:rPr>
-      </w:r>
-      <w:r>
-        <w:rPr>
-          <w:b/>
-          <w:lang w:val="zh_TW" w:bidi="zh_TW"/>
-        </w:rPr>
-        <w:t>τὸ μυστήριον τὸ ἀποκεκρυμμένον</w:t>
       </w:r>
     </w:p>
     <w:p>
@@ -18952,21 +18652,6 @@
           <w:b/>
           <w:lang w:val="zh_TW" w:bidi="zh_TW"/>
         </w:rPr>
-        <w:t>ἡμεῖς καταγγέλλομεν &amp; παραστήσωμεν</w:t>
-      </w:r>
-    </w:p>
-    <w:p>
-      <w:pPr/>
-      <w:r>
-        <w:rPr>
-          <w:lang w:val="zh_TW" w:bidi="zh_TW"/>
-        </w:rPr>
-      </w:r>
-      <w:r>
-        <w:rPr>
-          <w:b/>
-          <w:lang w:val="zh_TW" w:bidi="zh_TW"/>
-        </w:rPr>
         <w:t>「</w:t>
       </w:r>
       <w:r>
@@ -20101,21 +19786,6 @@
         <w:rPr>
           <w:lang w:val="zh_TW" w:bidi="zh_TW"/>
         </w:rPr>
-      </w:r>
-    </w:p>
-    <w:p>
-      <w:pPr/>
-      <w:r>
-        <w:rPr>
-          <w:lang w:val="zh_TW" w:bidi="zh_TW"/>
-        </w:rPr>
-      </w:r>
-      <w:r>
-        <w:rPr>
-          <w:b/>
-          <w:lang w:val="zh_TW" w:bidi="zh_TW"/>
-        </w:rPr>
-        <w:t>κατὰ τὴν ἐνέργειαν αὐτοῦ, τὴν ἐνεργουμένην</w:t>
       </w:r>
     </w:p>
     <w:p>
@@ -20781,21 +20451,6 @@
           <w:b/>
           <w:lang w:val="zh_TW" w:bidi="zh_TW"/>
         </w:rPr>
-        <w:t>ὑπὲρ ὑμῶν, καὶ τῶν ἐν Λαοδικίᾳ, καὶ ὅσοι οὐχ ἑόρακαν τὸ πρόσωπόν μου ἐν σαρκί</w:t>
-      </w:r>
-    </w:p>
-    <w:p>
-      <w:pPr/>
-      <w:r>
-        <w:rPr>
-          <w:lang w:val="zh_TW" w:bidi="zh_TW"/>
-        </w:rPr>
-      </w:r>
-      <w:r>
-        <w:rPr>
-          <w:b/>
-          <w:lang w:val="zh_TW" w:bidi="zh_TW"/>
-        </w:rPr>
         <w:t>「</w:t>
       </w:r>
       <w:r>
@@ -21575,21 +21230,6 @@
           <w:b/>
           <w:lang w:val="zh_TW" w:bidi="zh_TW"/>
         </w:rPr>
-        <w:t>παρακληθῶσιν αἱ καρδίαι αὐτῶν, συμβιβασθέντες</w:t>
-      </w:r>
-    </w:p>
-    <w:p>
-      <w:pPr/>
-      <w:r>
-        <w:rPr>
-          <w:lang w:val="zh_TW" w:bidi="zh_TW"/>
-        </w:rPr>
-      </w:r>
-      <w:r>
-        <w:rPr>
-          <w:b/>
-          <w:lang w:val="zh_TW" w:bidi="zh_TW"/>
-        </w:rPr>
         <w:t>「</w:t>
       </w:r>
       <w:r>
@@ -22189,21 +21829,6 @@
           <w:b/>
           <w:lang w:val="zh_TW" w:bidi="zh_TW"/>
         </w:rPr>
-        <w:t>εἰς πᾶν πλοῦτος τῆς πληροφορίας τῆς συνέσεως; εἰς ἐπίγνωσιν τοῦ μυστηρίου τοῦ Θεοῦ, Χριστοῦ</w:t>
-      </w:r>
-    </w:p>
-    <w:p>
-      <w:pPr/>
-      <w:r>
-        <w:rPr>
-          <w:lang w:val="zh_TW" w:bidi="zh_TW"/>
-        </w:rPr>
-      </w:r>
-      <w:r>
-        <w:rPr>
-          <w:b/>
-          <w:lang w:val="zh_TW" w:bidi="zh_TW"/>
-        </w:rPr>
         <w:t>「在悟性中充足確信的一切豐富，對神奧秘的知識，就是基督（和合本譯為：</w:t>
       </w:r>
       <w:r>
@@ -22882,21 +22507,6 @@
         <w:rPr>
           <w:lang w:val="zh_TW" w:bidi="zh_TW"/>
         </w:rPr>
-      </w:r>
-    </w:p>
-    <w:p>
-      <w:pPr/>
-      <w:r>
-        <w:rPr>
-          <w:lang w:val="zh_TW" w:bidi="zh_TW"/>
-        </w:rPr>
-      </w:r>
-      <w:r>
-        <w:rPr>
-          <w:b/>
-          <w:lang w:val="zh_TW" w:bidi="zh_TW"/>
-        </w:rPr>
-        <w:t>εἰσιν πάντες οἱ θησαυροὶ τῆς σοφίας καὶ γνώσεως ἀπόκρυφοι</w:t>
       </w:r>
     </w:p>
     <w:p>
@@ -23742,21 +23352,6 @@
           <w:b/>
           <w:lang w:val="zh_TW" w:bidi="zh_TW"/>
         </w:rPr>
-        <w:t>μηδεὶς ὑμᾶς παραλογίζηται</w:t>
-      </w:r>
-    </w:p>
-    <w:p>
-      <w:pPr/>
-      <w:r>
-        <w:rPr>
-          <w:lang w:val="zh_TW" w:bidi="zh_TW"/>
-        </w:rPr>
-      </w:r>
-      <w:r>
-        <w:rPr>
-          <w:b/>
-          <w:lang w:val="zh_TW" w:bidi="zh_TW"/>
-        </w:rPr>
         <w:t>「</w:t>
       </w:r>
       <w:r>
@@ -29347,21 +28942,6 @@
           <w:b/>
           <w:lang w:val="zh_TW" w:bidi="zh_TW"/>
         </w:rPr>
-        <w:t>καὶ περιετμήθητε περιτομῇ ἀχειροποιήτῳ, ἐν τῇ ἀπεκδύσει τοῦ σώματος τῆς σαρκός, ἐν τῇ περιτομῇ τοῦ Χριστοῦ</w:t>
-      </w:r>
-    </w:p>
-    <w:p>
-      <w:pPr/>
-      <w:r>
-        <w:rPr>
-          <w:lang w:val="zh_TW" w:bidi="zh_TW"/>
-        </w:rPr>
-      </w:r>
-      <w:r>
-        <w:rPr>
-          <w:b/>
-          <w:lang w:val="zh_TW" w:bidi="zh_TW"/>
-        </w:rPr>
         <w:t>「</w:t>
       </w:r>
       <w:r>
@@ -29498,21 +29078,6 @@
           <w:b/>
           <w:lang w:val="zh_TW" w:bidi="zh_TW"/>
         </w:rPr>
-        <w:t>ἐν ᾧ καὶ περιετμήθητε</w:t>
-      </w:r>
-    </w:p>
-    <w:p>
-      <w:pPr/>
-      <w:r>
-        <w:rPr>
-          <w:lang w:val="zh_TW" w:bidi="zh_TW"/>
-        </w:rPr>
-      </w:r>
-      <w:r>
-        <w:rPr>
-          <w:b/>
-          <w:lang w:val="zh_TW" w:bidi="zh_TW"/>
-        </w:rPr>
         <w:t>「</w:t>
       </w:r>
       <w:r>
@@ -29610,21 +29175,6 @@
           <w:b/>
           <w:lang w:val="zh_TW" w:bidi="zh_TW"/>
         </w:rPr>
-        <w:t>ἐν τῇ ἀπεκδύσει τοῦ σώματος τῆς σαρκός</w:t>
-      </w:r>
-    </w:p>
-    <w:p>
-      <w:pPr/>
-      <w:r>
-        <w:rPr>
-          <w:lang w:val="zh_TW" w:bidi="zh_TW"/>
-        </w:rPr>
-      </w:r>
-      <w:r>
-        <w:rPr>
-          <w:b/>
-          <w:lang w:val="zh_TW" w:bidi="zh_TW"/>
-        </w:rPr>
         <w:t>「肉體的去除（和合本譯為：</w:t>
       </w:r>
       <w:r>
@@ -30647,21 +30197,6 @@
           <w:b/>
           <w:lang w:val="zh_TW" w:bidi="zh_TW"/>
         </w:rPr>
-        <w:t>συνηγέρθητε &amp; τοῦ ἐγείραντος αὐτὸν ἐκ νεκρῶν</w:t>
-      </w:r>
-    </w:p>
-    <w:p>
-      <w:pPr/>
-      <w:r>
-        <w:rPr>
-          <w:lang w:val="zh_TW" w:bidi="zh_TW"/>
-        </w:rPr>
-      </w:r>
-      <w:r>
-        <w:rPr>
-          <w:b/>
-          <w:lang w:val="zh_TW" w:bidi="zh_TW"/>
-        </w:rPr>
         <w:t>「你們被復活（和合本譯為：你們......復活）」 - 「</w:t>
       </w:r>
       <w:r>
@@ -31034,21 +30569,6 @@
           <w:b/>
           <w:lang w:val="zh_TW" w:bidi="zh_TW"/>
         </w:rPr>
-        <w:t>ὑμᾶς νεκροὺς ὄντας ἐν τοῖς παραπτώμασιν καὶ τῇ ἀκροβυστίᾳ τῆς σαρκὸς ὑμῶν, συνεζωοποίησεν ὑμᾶς</w:t>
-      </w:r>
-    </w:p>
-    <w:p>
-      <w:pPr/>
-      <w:r>
-        <w:rPr>
-          <w:lang w:val="zh_TW" w:bidi="zh_TW"/>
-        </w:rPr>
-      </w:r>
-      <w:r>
-        <w:rPr>
-          <w:b/>
-          <w:lang w:val="zh_TW" w:bidi="zh_TW"/>
-        </w:rPr>
         <w:t>「</w:t>
       </w:r>
       <w:r>
@@ -31637,21 +31157,6 @@
         <w:rPr>
           <w:lang w:val="zh_TW" w:bidi="zh_TW"/>
         </w:rPr>
-      </w:r>
-    </w:p>
-    <w:p>
-      <w:pPr/>
-      <w:r>
-        <w:rPr>
-          <w:lang w:val="zh_TW" w:bidi="zh_TW"/>
-        </w:rPr>
-      </w:r>
-      <w:r>
-        <w:rPr>
-          <w:b/>
-          <w:lang w:val="zh_TW" w:bidi="zh_TW"/>
-        </w:rPr>
-        <w:t>ἐν τοῖς παραπτώμασιν καὶ τῇ ἀκροβυστίᾳ τῆς σαρκὸς ὑμῶν</w:t>
       </w:r>
     </w:p>
     <w:p>
@@ -32303,21 +31808,6 @@
           <w:b/>
           <w:lang w:val="zh_TW" w:bidi="zh_TW"/>
         </w:rPr>
-        <w:t>ἐξαλείψας τὸ καθ’ ἡμῶν χειρόγραφον τοῖς δόγμασιν, ὃ ἦν ὑπεναντίον ἡμῖν, καὶ αὐτὸ ἦρκεν ἐκ τοῦ μέσου, προσηλώσας αὐτὸ τῷ σταυρῷ</w:t>
-      </w:r>
-    </w:p>
-    <w:p>
-      <w:pPr/>
-      <w:r>
-        <w:rPr>
-          <w:lang w:val="zh_TW" w:bidi="zh_TW"/>
-        </w:rPr>
-      </w:r>
-      <w:r>
-        <w:rPr>
-          <w:b/>
-          <w:lang w:val="zh_TW" w:bidi="zh_TW"/>
-        </w:rPr>
         <w:t>「</w:t>
       </w:r>
       <w:r>
@@ -32427,21 +31917,6 @@
         <w:rPr>
           <w:lang w:val="zh_TW" w:bidi="zh_TW"/>
         </w:rPr>
-      </w:r>
-    </w:p>
-    <w:p>
-      <w:pPr/>
-      <w:r>
-        <w:rPr>
-          <w:lang w:val="zh_TW" w:bidi="zh_TW"/>
-        </w:rPr>
-      </w:r>
-      <w:r>
-        <w:rPr>
-          <w:b/>
-          <w:lang w:val="zh_TW" w:bidi="zh_TW"/>
-        </w:rPr>
-        <w:t>καθ’ ἡμῶν &amp; ὃ ἦν ὑπεναντίον ἡμῖν</w:t>
       </w:r>
     </w:p>
     <w:p>
@@ -35724,21 +35199,6 @@
           <w:b/>
           <w:lang w:val="zh_TW" w:bidi="zh_TW"/>
         </w:rPr>
-        <w:t>εἰκῇ φυσιούμενος ὑπὸ τοῦ νοὸς τῆς σαρκὸς αὐτοῦ</w:t>
-      </w:r>
-    </w:p>
-    <w:p>
-      <w:pPr/>
-      <w:r>
-        <w:rPr>
-          <w:lang w:val="zh_TW" w:bidi="zh_TW"/>
-        </w:rPr>
-      </w:r>
-      <w:r>
-        <w:rPr>
-          <w:b/>
-          <w:lang w:val="zh_TW" w:bidi="zh_TW"/>
-        </w:rPr>
         <w:t>「</w:t>
       </w:r>
       <w:r>
@@ -36432,21 +35892,6 @@
           <w:b/>
           <w:lang w:val="zh_TW" w:bidi="zh_TW"/>
         </w:rPr>
-        <w:t>τὴν κεφαλήν, ἐξ οὗ πᾶν τὸ σῶμα διὰ τῶν ἁφῶν καὶ συνδέσμων ἐπιχορηγούμενον καὶ συμβιβαζόμενον, αὔξει τὴν αὔξησιν τοῦ Θεοῦ</w:t>
-      </w:r>
-    </w:p>
-    <w:p>
-      <w:pPr/>
-      <w:r>
-        <w:rPr>
-          <w:lang w:val="zh_TW" w:bidi="zh_TW"/>
-        </w:rPr>
-      </w:r>
-      <w:r>
-        <w:rPr>
-          <w:b/>
-          <w:lang w:val="zh_TW" w:bidi="zh_TW"/>
-        </w:rPr>
         <w:t>「</w:t>
       </w:r>
       <w:r>
@@ -36620,21 +36065,6 @@
         <w:rPr>
           <w:lang w:val="zh_TW" w:bidi="zh_TW"/>
         </w:rPr>
-      </w:r>
-    </w:p>
-    <w:p>
-      <w:pPr/>
-      <w:r>
-        <w:rPr>
-          <w:lang w:val="zh_TW" w:bidi="zh_TW"/>
-        </w:rPr>
-      </w:r>
-      <w:r>
-        <w:rPr>
-          <w:b/>
-          <w:lang w:val="zh_TW" w:bidi="zh_TW"/>
-        </w:rPr>
-        <w:t>ἐξ οὗ πᾶν τὸ σῶμα διὰ τῶν ἁφῶν καὶ συνδέσμων ἐπιχορηγούμενον καὶ συμβιβαζόμενον</w:t>
       </w:r>
     </w:p>
     <w:p>
@@ -37862,21 +37292,6 @@
           <w:b/>
           <w:lang w:val="zh_TW" w:bidi="zh_TW"/>
         </w:rPr>
-        <w:t>τί ὡς ζῶντες ἐν κόσμῳ δογματίζεσθε</w:t>
-      </w:r>
-    </w:p>
-    <w:p>
-      <w:pPr/>
-      <w:r>
-        <w:rPr>
-          <w:lang w:val="zh_TW" w:bidi="zh_TW"/>
-        </w:rPr>
-      </w:r>
-      <w:r>
-        <w:rPr>
-          <w:b/>
-          <w:lang w:val="zh_TW" w:bidi="zh_TW"/>
-        </w:rPr>
         <w:t>「</w:t>
       </w:r>
       <w:r>
@@ -38478,21 +37893,6 @@
         <w:rPr>
           <w:lang w:val="zh_TW" w:bidi="zh_TW"/>
         </w:rPr>
-      </w:r>
-    </w:p>
-    <w:p>
-      <w:pPr/>
-      <w:r>
-        <w:rPr>
-          <w:lang w:val="zh_TW" w:bidi="zh_TW"/>
-        </w:rPr>
-      </w:r>
-      <w:r>
-        <w:rPr>
-          <w:b/>
-          <w:lang w:val="zh_TW" w:bidi="zh_TW"/>
-        </w:rPr>
-        <w:t>δογματίζεσθε</w:t>
       </w:r>
     </w:p>
     <w:p>
@@ -39841,21 +39241,6 @@
           <w:b/>
           <w:lang w:val="zh_TW" w:bidi="zh_TW"/>
         </w:rPr>
-        <w:t>τὰ ἐντάλματα καὶ διδασκαλίας τῶν ἀνθρώπων</w:t>
-      </w:r>
-    </w:p>
-    <w:p>
-      <w:pPr/>
-      <w:r>
-        <w:rPr>
-          <w:lang w:val="zh_TW" w:bidi="zh_TW"/>
-        </w:rPr>
-      </w:r>
-      <w:r>
-        <w:rPr>
-          <w:b/>
-          <w:lang w:val="zh_TW" w:bidi="zh_TW"/>
-        </w:rPr>
         <w:t>「人的命令和教導（和合本譯為：</w:t>
       </w:r>
       <w:r>
@@ -40653,21 +40038,6 @@
         <w:rPr>
           <w:lang w:val="zh_TW" w:bidi="zh_TW"/>
         </w:rPr>
-      </w:r>
-    </w:p>
-    <w:p>
-      <w:pPr/>
-      <w:r>
-        <w:rPr>
-          <w:lang w:val="zh_TW" w:bidi="zh_TW"/>
-        </w:rPr>
-      </w:r>
-      <w:r>
-        <w:rPr>
-          <w:b/>
-          <w:lang w:val="zh_TW" w:bidi="zh_TW"/>
-        </w:rPr>
-        <w:t>λόγον μὲν ἔχοντα σοφίας ἐν ἐθελοθρησκείᾳ καὶ ταπεινοφροσύνῃ, ἀφειδίᾳ σώματος</w:t>
       </w:r>
     </w:p>
     <w:p>
@@ -43262,21 +42632,6 @@
           <w:b/>
           <w:lang w:val="zh_TW" w:bidi="zh_TW"/>
         </w:rPr>
-        <w:t>ἡ ζωὴ ὑμῶν κέκρυπται σὺν τῷ Χριστῷ ἐν τῷ Θεῷ</w:t>
-      </w:r>
-    </w:p>
-    <w:p>
-      <w:pPr/>
-      <w:r>
-        <w:rPr>
-          <w:lang w:val="zh_TW" w:bidi="zh_TW"/>
-        </w:rPr>
-      </w:r>
-      <w:r>
-        <w:rPr>
-          <w:b/>
-          <w:lang w:val="zh_TW" w:bidi="zh_TW"/>
-        </w:rPr>
         <w:t>「你們的生命與基督一同被藏在神裡面（和合本譯為：你們的生命與基督一同藏在神裡面）」</w:t>
       </w:r>
     </w:p>
@@ -44836,21 +44191,6 @@
         <w:rPr>
           <w:lang w:val="zh_TW" w:bidi="zh_TW"/>
         </w:rPr>
-      </w:r>
-    </w:p>
-    <w:p>
-      <w:pPr/>
-      <w:r>
-        <w:rPr>
-          <w:lang w:val="zh_TW" w:bidi="zh_TW"/>
-        </w:rPr>
-      </w:r>
-      <w:r>
-        <w:rPr>
-          <w:b/>
-          <w:lang w:val="zh_TW" w:bidi="zh_TW"/>
-        </w:rPr>
-        <w:t>πορνείαν, ἀκαθαρσίαν, πάθος, ἐπιθυμίαν κακήν, καὶ τὴν πλεονεξίαν, ἥτις ἐστὶν εἰδωλολατρία</w:t>
       </w:r>
     </w:p>
     <w:p>
@@ -47192,21 +46532,6 @@
           <w:b/>
           <w:lang w:val="zh_TW" w:bidi="zh_TW"/>
         </w:rPr>
-        <w:t>ὀργήν, θυμόν, κακίαν, βλασφημίαν, αἰσχρολογίαν ἐκ τοῦ στόματος ὑμῶν</w:t>
-      </w:r>
-    </w:p>
-    <w:p>
-      <w:pPr/>
-      <w:r>
-        <w:rPr>
-          <w:lang w:val="zh_TW" w:bidi="zh_TW"/>
-        </w:rPr>
-      </w:r>
-      <w:r>
-        <w:rPr>
-          <w:b/>
-          <w:lang w:val="zh_TW" w:bidi="zh_TW"/>
-        </w:rPr>
         <w:t>「忿怒、惡毒、毀謗，並口中污穢的言語」</w:t>
       </w:r>
     </w:p>
@@ -50149,21 +49474,6 @@
           <w:b/>
           <w:lang w:val="zh_TW" w:bidi="zh_TW"/>
         </w:rPr>
-        <w:t>οὐκ ἔνι Ἕλλην καὶ Ἰουδαῖος, περιτομὴ καὶ ἀκροβυστία, βάρβαρος, Σκύθης, δοῦλος, ἐλεύθερος</w:t>
-      </w:r>
-    </w:p>
-    <w:p>
-      <w:pPr/>
-      <w:r>
-        <w:rPr>
-          <w:lang w:val="zh_TW" w:bidi="zh_TW"/>
-        </w:rPr>
-      </w:r>
-      <w:r>
-        <w:rPr>
-          <w:b/>
-          <w:lang w:val="zh_TW" w:bidi="zh_TW"/>
-        </w:rPr>
         <w:t>「並不分希臘人、猶太人，受割禮的、未受割禮的，化外人、西古提人，為奴的、自主的」</w:t>
       </w:r>
     </w:p>
@@ -51911,21 +51221,6 @@
           <w:b/>
           <w:lang w:val="zh_TW" w:bidi="zh_TW"/>
         </w:rPr>
-        <w:t>ἀνεχόμενοι ἀλλήλων καὶ χαριζόμενοι ἑαυτοῖς, ἐάν τις πρός τινα ἔχῃ μομφήν</w:t>
-      </w:r>
-    </w:p>
-    <w:p>
-      <w:pPr/>
-      <w:r>
-        <w:rPr>
-          <w:lang w:val="zh_TW" w:bidi="zh_TW"/>
-        </w:rPr>
-      </w:r>
-      <w:r>
-        <w:rPr>
-          <w:b/>
-          <w:lang w:val="zh_TW" w:bidi="zh_TW"/>
-        </w:rPr>
         <w:t>「要彼此包容且彼此饒恕，倘若這人與那人有埋怨（和合本譯為：倘若這人與那人有嫌隙，總要彼此包容，彼此饒恕）」</w:t>
       </w:r>
     </w:p>
@@ -52452,21 +51747,6 @@
         <w:rPr>
           <w:lang w:val="zh_TW" w:bidi="zh_TW"/>
         </w:rPr>
-      </w:r>
-    </w:p>
-    <w:p>
-      <w:pPr/>
-      <w:r>
-        <w:rPr>
-          <w:lang w:val="zh_TW" w:bidi="zh_TW"/>
-        </w:rPr>
-      </w:r>
-      <w:r>
-        <w:rPr>
-          <w:b/>
-          <w:lang w:val="zh_TW" w:bidi="zh_TW"/>
-        </w:rPr>
-        <w:t>καθὼς καὶ ὁ Κύριος ἐχαρίσατο ὑμῖν, οὕτως καὶ ὑμεῖς</w:t>
       </w:r>
     </w:p>
     <w:p>
@@ -54271,21 +53551,6 @@
           <w:b/>
           <w:lang w:val="zh_TW" w:bidi="zh_TW"/>
         </w:rPr>
-        <w:t>εὐχάριστοι γίνεσθε</w:t>
-      </w:r>
-    </w:p>
-    <w:p>
-      <w:pPr/>
-      <w:r>
-        <w:rPr>
-          <w:lang w:val="zh_TW" w:bidi="zh_TW"/>
-        </w:rPr>
-      </w:r>
-      <w:r>
-        <w:rPr>
-          <w:b/>
-          <w:lang w:val="zh_TW" w:bidi="zh_TW"/>
-        </w:rPr>
         <w:t>「要存感恩的心」</w:t>
       </w:r>
     </w:p>
@@ -62475,21 +61740,6 @@
           <w:b/>
           <w:lang w:val="zh_TW" w:bidi="zh_TW"/>
         </w:rPr>
-        <w:t>τῇ προσευχῇ προσκαρτερεῖτε</w:t>
-      </w:r>
-    </w:p>
-    <w:p>
-      <w:pPr/>
-      <w:r>
-        <w:rPr>
-          <w:lang w:val="zh_TW" w:bidi="zh_TW"/>
-        </w:rPr>
-      </w:r>
-      <w:r>
-        <w:rPr>
-          <w:b/>
-          <w:lang w:val="zh_TW" w:bidi="zh_TW"/>
-        </w:rPr>
         <w:t>「你們要恆切禱告」</w:t>
       </w:r>
     </w:p>
@@ -64490,21 +63740,6 @@
           <w:b/>
           <w:lang w:val="zh_TW" w:bidi="zh_TW"/>
         </w:rPr>
-        <w:t>φανερώσω αὐτὸ</w:t>
-      </w:r>
-    </w:p>
-    <w:p>
-      <w:pPr/>
-      <w:r>
-        <w:rPr>
-          <w:lang w:val="zh_TW" w:bidi="zh_TW"/>
-        </w:rPr>
-      </w:r>
-      <w:r>
-        <w:rPr>
-          <w:b/>
-          <w:lang w:val="zh_TW" w:bidi="zh_TW"/>
-        </w:rPr>
         <w:t>「我</w:t>
       </w:r>
       <w:r>
@@ -66043,21 +65278,6 @@
           <w:b/>
           <w:lang w:val="zh_TW" w:bidi="zh_TW"/>
         </w:rPr>
-        <w:t>πῶς δεῖ ὑμᾶς &amp; ἀποκρίνεσθαι</w:t>
-      </w:r>
-    </w:p>
-    <w:p>
-      <w:pPr/>
-      <w:r>
-        <w:rPr>
-          <w:lang w:val="zh_TW" w:bidi="zh_TW"/>
-        </w:rPr>
-      </w:r>
-      <w:r>
-        <w:rPr>
-          <w:b/>
-          <w:lang w:val="zh_TW" w:bidi="zh_TW"/>
-        </w:rPr>
         <w:t>「該怎樣回答各人」</w:t>
       </w:r>
     </w:p>
@@ -66244,21 +65464,6 @@
           <w:b/>
           <w:lang w:val="zh_TW" w:bidi="zh_TW"/>
         </w:rPr>
-        <w:t>τὰ κατ’ ἐμὲ πάντα γνωρίσει ὑμῖν Τυχικὸς, ὁ ἀγαπητὸς ἀδελφὸς, καὶ πιστὸς διάκονος, καὶ σύνδουλος ἐν Κυρίῳ</w:t>
-      </w:r>
-    </w:p>
-    <w:p>
-      <w:pPr/>
-      <w:r>
-        <w:rPr>
-          <w:lang w:val="zh_TW" w:bidi="zh_TW"/>
-        </w:rPr>
-      </w:r>
-      <w:r>
-        <w:rPr>
-          <w:b/>
-          <w:lang w:val="zh_TW" w:bidi="zh_TW"/>
-        </w:rPr>
         <w:t>「有我親愛的兄弟推基古要將我一切的事都告訴你們。他是忠心的執事，和我一同作主的僕人」</w:t>
       </w:r>
     </w:p>
@@ -66478,21 +65683,6 @@
         <w:rPr>
           <w:lang w:val="zh_TW" w:bidi="zh_TW"/>
         </w:rPr>
-      </w:r>
-    </w:p>
-    <w:p>
-      <w:pPr/>
-      <w:r>
-        <w:rPr>
-          <w:lang w:val="zh_TW" w:bidi="zh_TW"/>
-        </w:rPr>
-      </w:r>
-      <w:r>
-        <w:rPr>
-          <w:b/>
-          <w:lang w:val="zh_TW" w:bidi="zh_TW"/>
-        </w:rPr>
-        <w:t>Τυχικὸς</w:t>
       </w:r>
     </w:p>
     <w:p>
@@ -67960,21 +67150,6 @@
           <w:b/>
           <w:lang w:val="zh_TW" w:bidi="zh_TW"/>
         </w:rPr>
-        <w:t>Ὀνησίμῳ</w:t>
-      </w:r>
-    </w:p>
-    <w:p>
-      <w:pPr/>
-      <w:r>
-        <w:rPr>
-          <w:lang w:val="zh_TW" w:bidi="zh_TW"/>
-        </w:rPr>
-      </w:r>
-      <w:r>
-        <w:rPr>
-          <w:b/>
-          <w:lang w:val="zh_TW" w:bidi="zh_TW"/>
-        </w:rPr>
         <w:t>「阿尼西謀」</w:t>
       </w:r>
     </w:p>
@@ -68448,21 +67623,6 @@
           <w:b/>
           <w:lang w:val="zh_TW" w:bidi="zh_TW"/>
         </w:rPr>
-        <w:t>Ἀρίσταρχος &amp; Μᾶρκος &amp; Βαρναβᾶ</w:t>
-      </w:r>
-    </w:p>
-    <w:p>
-      <w:pPr/>
-      <w:r>
-        <w:rPr>
-          <w:lang w:val="zh_TW" w:bidi="zh_TW"/>
-        </w:rPr>
-      </w:r>
-      <w:r>
-        <w:rPr>
-          <w:b/>
-          <w:lang w:val="zh_TW" w:bidi="zh_TW"/>
-        </w:rPr>
         <w:t>「亞里達古」</w:t>
       </w:r>
       <w:r>
@@ -69524,21 +68684,6 @@
         <w:rPr>
           <w:lang w:val="zh_TW" w:bidi="zh_TW"/>
         </w:rPr>
-      </w:r>
-    </w:p>
-    <w:p>
-      <w:pPr/>
-      <w:r>
-        <w:rPr>
-          <w:lang w:val="zh_TW" w:bidi="zh_TW"/>
-        </w:rPr>
-      </w:r>
-      <w:r>
-        <w:rPr>
-          <w:b/>
-          <w:lang w:val="zh_TW" w:bidi="zh_TW"/>
-        </w:rPr>
-        <w:t>Ἰησοῦς &amp; Ἰοῦστος</w:t>
       </w:r>
     </w:p>
     <w:p>
@@ -72264,21 +71409,6 @@
           <w:b/>
           <w:lang w:val="zh_TW" w:bidi="zh_TW"/>
         </w:rPr>
-        <w:t>Λουκᾶς &amp; Δημᾶς</w:t>
-      </w:r>
-    </w:p>
-    <w:p>
-      <w:pPr/>
-      <w:r>
-        <w:rPr>
-          <w:lang w:val="zh_TW" w:bidi="zh_TW"/>
-        </w:rPr>
-      </w:r>
-      <w:r>
-        <w:rPr>
-          <w:b/>
-          <w:lang w:val="zh_TW" w:bidi="zh_TW"/>
-        </w:rPr>
         <w:t>「路加」</w:t>
       </w:r>
       <w:r>
@@ -72751,21 +71881,6 @@
           <w:b/>
           <w:lang w:val="zh_TW" w:bidi="zh_TW"/>
         </w:rPr>
-        <w:t>Νύμφαν</w:t>
-      </w:r>
-    </w:p>
-    <w:p>
-      <w:pPr/>
-      <w:r>
-        <w:rPr>
-          <w:lang w:val="zh_TW" w:bidi="zh_TW"/>
-        </w:rPr>
-      </w:r>
-      <w:r>
-        <w:rPr>
-          <w:b/>
-          <w:lang w:val="zh_TW" w:bidi="zh_TW"/>
-        </w:rPr>
         <w:t>「寧法」</w:t>
       </w:r>
     </w:p>
@@ -73104,21 +72219,6 @@
           <w:b/>
           <w:lang w:val="zh_TW" w:bidi="zh_TW"/>
         </w:rPr>
-        <w:t>ἀναγνωσθῇ παρ’ ὑμῖν ἡ ἐπιστολή &amp; ἀναγνωσθῇ</w:t>
-      </w:r>
-    </w:p>
-    <w:p>
-      <w:pPr/>
-      <w:r>
-        <w:rPr>
-          <w:lang w:val="zh_TW" w:bidi="zh_TW"/>
-        </w:rPr>
-      </w:r>
-      <w:r>
-        <w:rPr>
-          <w:b/>
-          <w:lang w:val="zh_TW" w:bidi="zh_TW"/>
-        </w:rPr>
         <w:t>「這信在你們之中被宣讀（和合本譯為：你們念了這書信）」</w:t>
       </w:r>
       <w:r>
@@ -73201,21 +72301,6 @@
         <w:rPr>
           <w:lang w:val="zh_TW" w:bidi="zh_TW"/>
         </w:rPr>
-      </w:r>
-    </w:p>
-    <w:p>
-      <w:pPr/>
-      <w:r>
-        <w:rPr>
-          <w:lang w:val="zh_TW" w:bidi="zh_TW"/>
-        </w:rPr>
-      </w:r>
-      <w:r>
-        <w:rPr>
-          <w:b/>
-          <w:lang w:val="zh_TW" w:bidi="zh_TW"/>
-        </w:rPr>
-        <w:t>ποιήσατε ἵνα καὶ ἐν τῇ Λαοδικαίων ἐκκλησίᾳ ἀναγνωσθῇ, καὶ τὴν ἐκ Λαοδικίας ἵνα καὶ ὑμεῖς ἀναγνῶτε</w:t>
       </w:r>
     </w:p>
     <w:p>
@@ -73533,21 +72618,6 @@
           <w:b/>
           <w:lang w:val="zh_TW" w:bidi="zh_TW"/>
         </w:rPr>
-        <w:t>Ἀρχίππῳ</w:t>
-      </w:r>
-    </w:p>
-    <w:p>
-      <w:pPr/>
-      <w:r>
-        <w:rPr>
-          <w:lang w:val="zh_TW" w:bidi="zh_TW"/>
-        </w:rPr>
-      </w:r>
-      <w:r>
-        <w:rPr>
-          <w:b/>
-          <w:lang w:val="zh_TW" w:bidi="zh_TW"/>
-        </w:rPr>
         <w:t>「對亞基布」</w:t>
       </w:r>
     </w:p>
@@ -73638,21 +72708,6 @@
           <w:b/>
           <w:lang w:val="zh_TW" w:bidi="zh_TW"/>
         </w:rPr>
-        <w:t>βλέπε τὴν διακονίαν ἣν παρέλαβες ἐν Κυρίῳ, ἵνα αὐτὴν πληροῖς</w:t>
-      </w:r>
-    </w:p>
-    <w:p>
-      <w:pPr/>
-      <w:r>
-        <w:rPr>
-          <w:lang w:val="zh_TW" w:bidi="zh_TW"/>
-        </w:rPr>
-      </w:r>
-      <w:r>
-        <w:rPr>
-          <w:b/>
-          <w:lang w:val="zh_TW" w:bidi="zh_TW"/>
-        </w:rPr>
         <w:t>「務要謹慎，盡你從主所受的職分」</w:t>
       </w:r>
     </w:p>
@@ -73722,21 +72777,6 @@
         <w:rPr>
           <w:lang w:val="zh_TW" w:bidi="zh_TW"/>
         </w:rPr>
-      </w:r>
-    </w:p>
-    <w:p>
-      <w:pPr/>
-      <w:r>
-        <w:rPr>
-          <w:lang w:val="zh_TW" w:bidi="zh_TW"/>
-        </w:rPr>
-      </w:r>
-      <w:r>
-        <w:rPr>
-          <w:b/>
-          <w:lang w:val="zh_TW" w:bidi="zh_TW"/>
-        </w:rPr>
-        <w:t>εἴπατε Ἀρχίππῳ, βλέπε τὴν διακονίαν ἣν παρέλαβες ἐν Κυρίῳ, ἵνα αὐτὴν πληροῖς</w:t>
       </w:r>
     </w:p>
     <w:p>

--- a/zht/docx/51.content.docx
+++ b/zht/docx/51.content.docx
@@ -1020,6 +1020,21 @@
           <w:b/>
           <w:lang w:val="zh_TW" w:bidi="zh_TW"/>
         </w:rPr>
+        <w:t>χάρις ὑμῖν καὶ εἰρήνη ἀπὸ Θεοῦ Πατρὸς ἡμῶν καὶ Κυρίου Ἰησοῦ Χριστοῦ</w:t>
+      </w:r>
+    </w:p>
+    <w:p>
+      <w:pPr/>
+      <w:r>
+        <w:rPr>
+          <w:lang w:val="zh_TW" w:bidi="zh_TW"/>
+        </w:rPr>
+      </w:r>
+      <w:r>
+        <w:rPr>
+          <w:b/>
+          <w:lang w:val="zh_TW" w:bidi="zh_TW"/>
+        </w:rPr>
         <w:t>「</w:t>
       </w:r>
       <w:r>
@@ -1262,6 +1277,21 @@
           <w:b/>
           <w:lang w:val="zh_TW" w:bidi="zh_TW"/>
         </w:rPr>
+        <w:t>εὐχαριστοῦμεν &amp; ἡμῶν</w:t>
+      </w:r>
+    </w:p>
+    <w:p>
+      <w:pPr/>
+      <w:r>
+        <w:rPr>
+          <w:lang w:val="zh_TW" w:bidi="zh_TW"/>
+        </w:rPr>
+      </w:r>
+      <w:r>
+        <w:rPr>
+          <w:b/>
+          <w:lang w:val="zh_TW" w:bidi="zh_TW"/>
+        </w:rPr>
         <w:t>「</w:t>
       </w:r>
       <w:r>
@@ -1635,6 +1665,21 @@
           <w:b/>
           <w:lang w:val="zh_TW" w:bidi="zh_TW"/>
         </w:rPr>
+        <w:t>τὴν ἀγάπην ἣν ἔχετε εἰς πάντας τοὺς ἁγίους</w:t>
+      </w:r>
+    </w:p>
+    <w:p>
+      <w:pPr/>
+      <w:r>
+        <w:rPr>
+          <w:lang w:val="zh_TW" w:bidi="zh_TW"/>
+        </w:rPr>
+      </w:r>
+      <w:r>
+        <w:rPr>
+          <w:b/>
+          <w:lang w:val="zh_TW" w:bidi="zh_TW"/>
+        </w:rPr>
         <w:t>「</w:t>
       </w:r>
       <w:r>
@@ -3014,6 +3059,21 @@
           <w:b/>
           <w:lang w:val="zh_TW" w:bidi="zh_TW"/>
         </w:rPr>
+        <w:t>ἡμῶν &amp; ἡμῶν</w:t>
+      </w:r>
+    </w:p>
+    <w:p>
+      <w:pPr/>
+      <w:r>
+        <w:rPr>
+          <w:lang w:val="zh_TW" w:bidi="zh_TW"/>
+        </w:rPr>
+      </w:r>
+      <w:r>
+        <w:rPr>
+          <w:b/>
+          <w:lang w:val="zh_TW" w:bidi="zh_TW"/>
+        </w:rPr>
         <w:t>「</w:t>
       </w:r>
       <w:r>
@@ -3480,6 +3540,21 @@
           <w:b/>
           <w:lang w:val="zh_TW" w:bidi="zh_TW"/>
         </w:rPr>
+        <w:t>ἡμεῖς &amp; ἠκούσαμεν, οὐ παυόμεθα</w:t>
+      </w:r>
+    </w:p>
+    <w:p>
+      <w:pPr/>
+      <w:r>
+        <w:rPr>
+          <w:lang w:val="zh_TW" w:bidi="zh_TW"/>
+        </w:rPr>
+      </w:r>
+      <w:r>
+        <w:rPr>
+          <w:b/>
+          <w:lang w:val="zh_TW" w:bidi="zh_TW"/>
+        </w:rPr>
         <w:t>「我們聽到了這，我們（和合本譯為：</w:t>
       </w:r>
       <w:r>
@@ -3604,6 +3679,21 @@
           <w:b/>
           <w:lang w:val="zh_TW" w:bidi="zh_TW"/>
         </w:rPr>
+        <w:t>ἀφ’ ἧς ἡμέρας ἠκούσαμεν</w:t>
+      </w:r>
+    </w:p>
+    <w:p>
+      <w:pPr/>
+      <w:r>
+        <w:rPr>
+          <w:lang w:val="zh_TW" w:bidi="zh_TW"/>
+        </w:rPr>
+      </w:r>
+      <w:r>
+        <w:rPr>
+          <w:b/>
+          <w:lang w:val="zh_TW" w:bidi="zh_TW"/>
+        </w:rPr>
         <w:t>「</w:t>
       </w:r>
       <w:r>
@@ -4140,6 +4230,21 @@
           <w:b/>
           <w:lang w:val="zh_TW" w:bidi="zh_TW"/>
         </w:rPr>
+        <w:t>πληρωθῆτε τὴν ἐπίγνωσιν τοῦ θελήματος αὐτοῦ</w:t>
+      </w:r>
+    </w:p>
+    <w:p>
+      <w:pPr/>
+      <w:r>
+        <w:rPr>
+          <w:lang w:val="zh_TW" w:bidi="zh_TW"/>
+        </w:rPr>
+      </w:r>
+      <w:r>
+        <w:rPr>
+          <w:b/>
+          <w:lang w:val="zh_TW" w:bidi="zh_TW"/>
+        </w:rPr>
         <w:t>「你們會被他的旨意的知識充滿（和合本譯為：願你們......</w:t>
       </w:r>
       <w:r>
@@ -4263,6 +4368,21 @@
           <w:b/>
           <w:lang w:val="zh_TW" w:bidi="zh_TW"/>
         </w:rPr>
+        <w:t>πληρωθῆτε τὴν ἐπίγνωσιν τοῦ θελήματος αὐτοῦ ἐν πάσῃ σοφίᾳ καὶ συνέσει πνευματικῇ</w:t>
+      </w:r>
+    </w:p>
+    <w:p>
+      <w:pPr/>
+      <w:r>
+        <w:rPr>
+          <w:lang w:val="zh_TW" w:bidi="zh_TW"/>
+        </w:rPr>
+      </w:r>
+      <w:r>
+        <w:rPr>
+          <w:b/>
+          <w:lang w:val="zh_TW" w:bidi="zh_TW"/>
+        </w:rPr>
         <w:t>「使你們能被充滿他的旨意的知識，有一切屬靈的智慧和悟性（和合本譯為：</w:t>
       </w:r>
       <w:r>
@@ -5149,6 +5269,21 @@
           <w:b/>
           <w:lang w:val="zh_TW" w:bidi="zh_TW"/>
         </w:rPr>
+        <w:t>αὐξανόμενοι τῇ ἐπιγνώσει τοῦ Θεοῦ</w:t>
+      </w:r>
+    </w:p>
+    <w:p>
+      <w:pPr/>
+      <w:r>
+        <w:rPr>
+          <w:lang w:val="zh_TW" w:bidi="zh_TW"/>
+        </w:rPr>
+      </w:r>
+      <w:r>
+        <w:rPr>
+          <w:b/>
+          <w:lang w:val="zh_TW" w:bidi="zh_TW"/>
+        </w:rPr>
         <w:t>「在神的知識上成長（和合本譯為：</w:t>
       </w:r>
       <w:r>
@@ -5935,6 +6070,21 @@
           <w:b/>
           <w:lang w:val="zh_TW" w:bidi="zh_TW"/>
         </w:rPr>
+        <w:t>πᾶσαν ὑπομονὴν καὶ μακροθυμίαν μετὰ χαρᾶς</w:t>
+      </w:r>
+    </w:p>
+    <w:p>
+      <w:pPr/>
+      <w:r>
+        <w:rPr>
+          <w:lang w:val="zh_TW" w:bidi="zh_TW"/>
+        </w:rPr>
+      </w:r>
+      <w:r>
+        <w:rPr>
+          <w:b/>
+          <w:lang w:val="zh_TW" w:bidi="zh_TW"/>
+        </w:rPr>
         <w:t>「</w:t>
       </w:r>
       <w:r>
@@ -6225,6 +6375,21 @@
         <w:rPr>
           <w:lang w:val="zh_TW" w:bidi="zh_TW"/>
         </w:rPr>
+      </w:r>
+    </w:p>
+    <w:p>
+      <w:pPr/>
+      <w:r>
+        <w:rPr>
+          <w:lang w:val="zh_TW" w:bidi="zh_TW"/>
+        </w:rPr>
+      </w:r>
+      <w:r>
+        <w:rPr>
+          <w:b/>
+          <w:lang w:val="zh_TW" w:bidi="zh_TW"/>
+        </w:rPr>
+        <w:t>ἱκανώσαντι ὑμᾶς</w:t>
       </w:r>
     </w:p>
     <w:p>
@@ -6890,6 +7055,21 @@
           <w:b/>
           <w:lang w:val="zh_TW" w:bidi="zh_TW"/>
         </w:rPr>
+        <w:t>τῆς ἐξουσίας τοῦ σκότους</w:t>
+      </w:r>
+    </w:p>
+    <w:p>
+      <w:pPr/>
+      <w:r>
+        <w:rPr>
+          <w:lang w:val="zh_TW" w:bidi="zh_TW"/>
+        </w:rPr>
+      </w:r>
+      <w:r>
+        <w:rPr>
+          <w:b/>
+          <w:lang w:val="zh_TW" w:bidi="zh_TW"/>
+        </w:rPr>
         <w:t>「</w:t>
       </w:r>
       <w:r>
@@ -8062,6 +8242,21 @@
           <w:b/>
           <w:lang w:val="zh_TW" w:bidi="zh_TW"/>
         </w:rPr>
+        <w:t>ἔχομεν τὴν ἀπολύτρωσιν, τὴν ἄφεσιν τῶν ἁμαρτιῶν</w:t>
+      </w:r>
+    </w:p>
+    <w:p>
+      <w:pPr/>
+      <w:r>
+        <w:rPr>
+          <w:lang w:val="zh_TW" w:bidi="zh_TW"/>
+        </w:rPr>
+      </w:r>
+      <w:r>
+        <w:rPr>
+          <w:b/>
+          <w:lang w:val="zh_TW" w:bidi="zh_TW"/>
+        </w:rPr>
         <w:t>「</w:t>
       </w:r>
       <w:r>
@@ -8876,7 +9071,7 @@
           <w:b/>
           <w:lang w:val="zh_TW" w:bidi="zh_TW"/>
         </w:rPr>
-        <w:t>τὰ πάντα δι’ αὐτοῦ καὶ εἰς αὐτὸν ἔκτισται</w:t>
+        <w:t>ὅτι ἐν αὐτῷ ἐκτίσθη τὰ πάντα</w:t>
       </w:r>
     </w:p>
     <w:p>
@@ -9501,6 +9696,21 @@
           <w:b/>
           <w:lang w:val="zh_TW" w:bidi="zh_TW"/>
         </w:rPr>
+        <w:t>τὰ πάντα δι’ αὐτοῦ καὶ εἰς αὐτὸν ἔκτισται</w:t>
+      </w:r>
+    </w:p>
+    <w:p>
+      <w:pPr/>
+      <w:r>
+        <w:rPr>
+          <w:lang w:val="zh_TW" w:bidi="zh_TW"/>
+        </w:rPr>
+      </w:r>
+      <w:r>
+        <w:rPr>
+          <w:b/>
+          <w:lang w:val="zh_TW" w:bidi="zh_TW"/>
+        </w:rPr>
         <w:t>「所有都藉著他又為他被造（和合本譯為：</w:t>
       </w:r>
       <w:r>
@@ -9598,6 +9808,21 @@
           <w:b/>
           <w:lang w:val="zh_TW" w:bidi="zh_TW"/>
         </w:rPr>
+        <w:t>δι’ αὐτοῦ &amp; ἔκτισται</w:t>
+      </w:r>
+    </w:p>
+    <w:p>
+      <w:pPr/>
+      <w:r>
+        <w:rPr>
+          <w:lang w:val="zh_TW" w:bidi="zh_TW"/>
+        </w:rPr>
+      </w:r>
+      <w:r>
+        <w:rPr>
+          <w:b/>
+          <w:lang w:val="zh_TW" w:bidi="zh_TW"/>
+        </w:rPr>
         <w:t>「</w:t>
       </w:r>
       <w:r>
@@ -11963,6 +12188,21 @@
           <w:b/>
           <w:lang w:val="zh_TW" w:bidi="zh_TW"/>
         </w:rPr>
+        <w:t>τὰ πάντα εἰς αὐτόν &amp; εἴτε τὰ ἐπὶ τῆς γῆς, εἴτε τὰ ἐν τοῖς οὐρανοῖς</w:t>
+      </w:r>
+    </w:p>
+    <w:p>
+      <w:pPr/>
+      <w:r>
+        <w:rPr>
+          <w:lang w:val="zh_TW" w:bidi="zh_TW"/>
+        </w:rPr>
+      </w:r>
+      <w:r>
+        <w:rPr>
+          <w:b/>
+          <w:lang w:val="zh_TW" w:bidi="zh_TW"/>
+        </w:rPr>
         <w:t>「</w:t>
       </w:r>
       <w:r>
@@ -12113,6 +12353,21 @@
           <w:b/>
           <w:lang w:val="zh_TW" w:bidi="zh_TW"/>
         </w:rPr>
+        <w:t>εἴτε τὰ ἐπὶ τῆς γῆς, εἴτε τὰ ἐν τοῖς οὐρανοῖς</w:t>
+      </w:r>
+    </w:p>
+    <w:p>
+      <w:pPr/>
+      <w:r>
+        <w:rPr>
+          <w:lang w:val="zh_TW" w:bidi="zh_TW"/>
+        </w:rPr>
+      </w:r>
+      <w:r>
+        <w:rPr>
+          <w:b/>
+          <w:lang w:val="zh_TW" w:bidi="zh_TW"/>
+        </w:rPr>
         <w:t>「</w:t>
       </w:r>
       <w:r>
@@ -13578,6 +13833,21 @@
           <w:b/>
           <w:lang w:val="zh_TW" w:bidi="zh_TW"/>
         </w:rPr>
+        <w:t>παραστῆσαι ὑμᾶς ἁγίους, καὶ ἀμώμους, καὶ ἀνεγκλήτους, κατενώπιον αὐτοῦ</w:t>
+      </w:r>
+    </w:p>
+    <w:p>
+      <w:pPr/>
+      <w:r>
+        <w:rPr>
+          <w:lang w:val="zh_TW" w:bidi="zh_TW"/>
+        </w:rPr>
+      </w:r>
+      <w:r>
+        <w:rPr>
+          <w:b/>
+          <w:lang w:val="zh_TW" w:bidi="zh_TW"/>
+        </w:rPr>
         <w:t>「</w:t>
       </w:r>
       <w:r>
@@ -15357,6 +15627,21 @@
           <w:b/>
           <w:lang w:val="zh_TW" w:bidi="zh_TW"/>
         </w:rPr>
+        <w:t>ἐν τοῖς παθήμασιν ὑπὲρ ὑμῶν</w:t>
+      </w:r>
+    </w:p>
+    <w:p>
+      <w:pPr/>
+      <w:r>
+        <w:rPr>
+          <w:lang w:val="zh_TW" w:bidi="zh_TW"/>
+        </w:rPr>
+      </w:r>
+      <w:r>
+        <w:rPr>
+          <w:b/>
+          <w:lang w:val="zh_TW" w:bidi="zh_TW"/>
+        </w:rPr>
         <w:t>「</w:t>
       </w:r>
       <w:r>
@@ -16538,6 +16823,21 @@
           <w:b/>
           <w:lang w:val="zh_TW" w:bidi="zh_TW"/>
         </w:rPr>
+        <w:t>τὴν δοθεῖσάν μοι</w:t>
+      </w:r>
+    </w:p>
+    <w:p>
+      <w:pPr/>
+      <w:r>
+        <w:rPr>
+          <w:lang w:val="zh_TW" w:bidi="zh_TW"/>
+        </w:rPr>
+      </w:r>
+      <w:r>
+        <w:rPr>
+          <w:b/>
+          <w:lang w:val="zh_TW" w:bidi="zh_TW"/>
+        </w:rPr>
         <w:t>「那被賜予我的（和合本譯為：</w:t>
       </w:r>
       <w:r>
@@ -16871,6 +17171,21 @@
         <w:rPr>
           <w:lang w:val="zh_TW" w:bidi="zh_TW"/>
         </w:rPr>
+      </w:r>
+    </w:p>
+    <w:p>
+      <w:pPr/>
+      <w:r>
+        <w:rPr>
+          <w:lang w:val="zh_TW" w:bidi="zh_TW"/>
+        </w:rPr>
+      </w:r>
+      <w:r>
+        <w:rPr>
+          <w:b/>
+          <w:lang w:val="zh_TW" w:bidi="zh_TW"/>
+        </w:rPr>
+        <w:t>τὸ μυστήριον τὸ ἀποκεκρυμμένον</w:t>
       </w:r>
     </w:p>
     <w:p>
@@ -18652,6 +18967,21 @@
           <w:b/>
           <w:lang w:val="zh_TW" w:bidi="zh_TW"/>
         </w:rPr>
+        <w:t>ἡμεῖς καταγγέλλομεν &amp; παραστήσωμεν</w:t>
+      </w:r>
+    </w:p>
+    <w:p>
+      <w:pPr/>
+      <w:r>
+        <w:rPr>
+          <w:lang w:val="zh_TW" w:bidi="zh_TW"/>
+        </w:rPr>
+      </w:r>
+      <w:r>
+        <w:rPr>
+          <w:b/>
+          <w:lang w:val="zh_TW" w:bidi="zh_TW"/>
+        </w:rPr>
         <w:t>「</w:t>
       </w:r>
       <w:r>
@@ -19786,6 +20116,21 @@
         <w:rPr>
           <w:lang w:val="zh_TW" w:bidi="zh_TW"/>
         </w:rPr>
+      </w:r>
+    </w:p>
+    <w:p>
+      <w:pPr/>
+      <w:r>
+        <w:rPr>
+          <w:lang w:val="zh_TW" w:bidi="zh_TW"/>
+        </w:rPr>
+      </w:r>
+      <w:r>
+        <w:rPr>
+          <w:b/>
+          <w:lang w:val="zh_TW" w:bidi="zh_TW"/>
+        </w:rPr>
+        <w:t>κατὰ τὴν ἐνέργειαν αὐτοῦ, τὴν ἐνεργουμένην</w:t>
       </w:r>
     </w:p>
     <w:p>
@@ -20451,6 +20796,21 @@
           <w:b/>
           <w:lang w:val="zh_TW" w:bidi="zh_TW"/>
         </w:rPr>
+        <w:t>ὑπὲρ ὑμῶν, καὶ τῶν ἐν Λαοδικίᾳ, καὶ ὅσοι οὐχ ἑόρακαν τὸ πρόσωπόν μου ἐν σαρκί</w:t>
+      </w:r>
+    </w:p>
+    <w:p>
+      <w:pPr/>
+      <w:r>
+        <w:rPr>
+          <w:lang w:val="zh_TW" w:bidi="zh_TW"/>
+        </w:rPr>
+      </w:r>
+      <w:r>
+        <w:rPr>
+          <w:b/>
+          <w:lang w:val="zh_TW" w:bidi="zh_TW"/>
+        </w:rPr>
         <w:t>「</w:t>
       </w:r>
       <w:r>
@@ -21230,6 +21590,21 @@
           <w:b/>
           <w:lang w:val="zh_TW" w:bidi="zh_TW"/>
         </w:rPr>
+        <w:t>παρακληθῶσιν αἱ καρδίαι αὐτῶν, συμβιβασθέντες</w:t>
+      </w:r>
+    </w:p>
+    <w:p>
+      <w:pPr/>
+      <w:r>
+        <w:rPr>
+          <w:lang w:val="zh_TW" w:bidi="zh_TW"/>
+        </w:rPr>
+      </w:r>
+      <w:r>
+        <w:rPr>
+          <w:b/>
+          <w:lang w:val="zh_TW" w:bidi="zh_TW"/>
+        </w:rPr>
         <w:t>「</w:t>
       </w:r>
       <w:r>
@@ -21829,6 +22204,21 @@
           <w:b/>
           <w:lang w:val="zh_TW" w:bidi="zh_TW"/>
         </w:rPr>
+        <w:t>εἰς πᾶν πλοῦτος τῆς πληροφορίας τῆς συνέσεως; εἰς ἐπίγνωσιν τοῦ μυστηρίου τοῦ Θεοῦ, Χριστοῦ</w:t>
+      </w:r>
+    </w:p>
+    <w:p>
+      <w:pPr/>
+      <w:r>
+        <w:rPr>
+          <w:lang w:val="zh_TW" w:bidi="zh_TW"/>
+        </w:rPr>
+      </w:r>
+      <w:r>
+        <w:rPr>
+          <w:b/>
+          <w:lang w:val="zh_TW" w:bidi="zh_TW"/>
+        </w:rPr>
         <w:t>「在悟性中充足確信的一切豐富，對神奧秘的知識，就是基督（和合本譯為：</w:t>
       </w:r>
       <w:r>
@@ -22507,6 +22897,21 @@
         <w:rPr>
           <w:lang w:val="zh_TW" w:bidi="zh_TW"/>
         </w:rPr>
+      </w:r>
+    </w:p>
+    <w:p>
+      <w:pPr/>
+      <w:r>
+        <w:rPr>
+          <w:lang w:val="zh_TW" w:bidi="zh_TW"/>
+        </w:rPr>
+      </w:r>
+      <w:r>
+        <w:rPr>
+          <w:b/>
+          <w:lang w:val="zh_TW" w:bidi="zh_TW"/>
+        </w:rPr>
+        <w:t>εἰσιν πάντες οἱ θησαυροὶ τῆς σοφίας καὶ γνώσεως ἀπόκρυφοι</w:t>
       </w:r>
     </w:p>
     <w:p>
@@ -23352,6 +23757,21 @@
           <w:b/>
           <w:lang w:val="zh_TW" w:bidi="zh_TW"/>
         </w:rPr>
+        <w:t>μηδεὶς ὑμᾶς παραλογίζηται</w:t>
+      </w:r>
+    </w:p>
+    <w:p>
+      <w:pPr/>
+      <w:r>
+        <w:rPr>
+          <w:lang w:val="zh_TW" w:bidi="zh_TW"/>
+        </w:rPr>
+      </w:r>
+      <w:r>
+        <w:rPr>
+          <w:b/>
+          <w:lang w:val="zh_TW" w:bidi="zh_TW"/>
+        </w:rPr>
         <w:t>「</w:t>
       </w:r>
       <w:r>
@@ -28942,6 +29362,21 @@
           <w:b/>
           <w:lang w:val="zh_TW" w:bidi="zh_TW"/>
         </w:rPr>
+        <w:t>καὶ περιετμήθητε περιτομῇ ἀχειροποιήτῳ, ἐν τῇ ἀπεκδύσει τοῦ σώματος τῆς σαρκός, ἐν τῇ περιτομῇ τοῦ Χριστοῦ</w:t>
+      </w:r>
+    </w:p>
+    <w:p>
+      <w:pPr/>
+      <w:r>
+        <w:rPr>
+          <w:lang w:val="zh_TW" w:bidi="zh_TW"/>
+        </w:rPr>
+      </w:r>
+      <w:r>
+        <w:rPr>
+          <w:b/>
+          <w:lang w:val="zh_TW" w:bidi="zh_TW"/>
+        </w:rPr>
         <w:t>「</w:t>
       </w:r>
       <w:r>
@@ -29078,6 +29513,21 @@
           <w:b/>
           <w:lang w:val="zh_TW" w:bidi="zh_TW"/>
         </w:rPr>
+        <w:t>ἐν ᾧ καὶ περιετμήθητε</w:t>
+      </w:r>
+    </w:p>
+    <w:p>
+      <w:pPr/>
+      <w:r>
+        <w:rPr>
+          <w:lang w:val="zh_TW" w:bidi="zh_TW"/>
+        </w:rPr>
+      </w:r>
+      <w:r>
+        <w:rPr>
+          <w:b/>
+          <w:lang w:val="zh_TW" w:bidi="zh_TW"/>
+        </w:rPr>
         <w:t>「</w:t>
       </w:r>
       <w:r>
@@ -29175,6 +29625,21 @@
           <w:b/>
           <w:lang w:val="zh_TW" w:bidi="zh_TW"/>
         </w:rPr>
+        <w:t>ἐν τῇ ἀπεκδύσει τοῦ σώματος τῆς σαρκός</w:t>
+      </w:r>
+    </w:p>
+    <w:p>
+      <w:pPr/>
+      <w:r>
+        <w:rPr>
+          <w:lang w:val="zh_TW" w:bidi="zh_TW"/>
+        </w:rPr>
+      </w:r>
+      <w:r>
+        <w:rPr>
+          <w:b/>
+          <w:lang w:val="zh_TW" w:bidi="zh_TW"/>
+        </w:rPr>
         <w:t>「肉體的去除（和合本譯為：</w:t>
       </w:r>
       <w:r>
@@ -30197,6 +30662,21 @@
           <w:b/>
           <w:lang w:val="zh_TW" w:bidi="zh_TW"/>
         </w:rPr>
+        <w:t>συνηγέρθητε &amp; τοῦ ἐγείραντος αὐτὸν ἐκ νεκρῶν</w:t>
+      </w:r>
+    </w:p>
+    <w:p>
+      <w:pPr/>
+      <w:r>
+        <w:rPr>
+          <w:lang w:val="zh_TW" w:bidi="zh_TW"/>
+        </w:rPr>
+      </w:r>
+      <w:r>
+        <w:rPr>
+          <w:b/>
+          <w:lang w:val="zh_TW" w:bidi="zh_TW"/>
+        </w:rPr>
         <w:t>「你們被復活（和合本譯為：你們......復活）」 - 「</w:t>
       </w:r>
       <w:r>
@@ -30569,6 +31049,21 @@
           <w:b/>
           <w:lang w:val="zh_TW" w:bidi="zh_TW"/>
         </w:rPr>
+        <w:t>ὑμᾶς νεκροὺς ὄντας ἐν τοῖς παραπτώμασιν καὶ τῇ ἀκροβυστίᾳ τῆς σαρκὸς ὑμῶν, συνεζωοποίησεν ὑμᾶς</w:t>
+      </w:r>
+    </w:p>
+    <w:p>
+      <w:pPr/>
+      <w:r>
+        <w:rPr>
+          <w:lang w:val="zh_TW" w:bidi="zh_TW"/>
+        </w:rPr>
+      </w:r>
+      <w:r>
+        <w:rPr>
+          <w:b/>
+          <w:lang w:val="zh_TW" w:bidi="zh_TW"/>
+        </w:rPr>
         <w:t>「</w:t>
       </w:r>
       <w:r>
@@ -31157,6 +31652,21 @@
         <w:rPr>
           <w:lang w:val="zh_TW" w:bidi="zh_TW"/>
         </w:rPr>
+      </w:r>
+    </w:p>
+    <w:p>
+      <w:pPr/>
+      <w:r>
+        <w:rPr>
+          <w:lang w:val="zh_TW" w:bidi="zh_TW"/>
+        </w:rPr>
+      </w:r>
+      <w:r>
+        <w:rPr>
+          <w:b/>
+          <w:lang w:val="zh_TW" w:bidi="zh_TW"/>
+        </w:rPr>
+        <w:t>ἐν τοῖς παραπτώμασιν καὶ τῇ ἀκροβυστίᾳ τῆς σαρκὸς ὑμῶν</w:t>
       </w:r>
     </w:p>
     <w:p>
@@ -31808,6 +32318,21 @@
           <w:b/>
           <w:lang w:val="zh_TW" w:bidi="zh_TW"/>
         </w:rPr>
+        <w:t>ἐξαλείψας τὸ καθ’ ἡμῶν χειρόγραφον τοῖς δόγμασιν, ὃ ἦν ὑπεναντίον ἡμῖν, καὶ αὐτὸ ἦρκεν ἐκ τοῦ μέσου, προσηλώσας αὐτὸ τῷ σταυρῷ</w:t>
+      </w:r>
+    </w:p>
+    <w:p>
+      <w:pPr/>
+      <w:r>
+        <w:rPr>
+          <w:lang w:val="zh_TW" w:bidi="zh_TW"/>
+        </w:rPr>
+      </w:r>
+      <w:r>
+        <w:rPr>
+          <w:b/>
+          <w:lang w:val="zh_TW" w:bidi="zh_TW"/>
+        </w:rPr>
         <w:t>「</w:t>
       </w:r>
       <w:r>
@@ -31917,6 +32442,21 @@
         <w:rPr>
           <w:lang w:val="zh_TW" w:bidi="zh_TW"/>
         </w:rPr>
+      </w:r>
+    </w:p>
+    <w:p>
+      <w:pPr/>
+      <w:r>
+        <w:rPr>
+          <w:lang w:val="zh_TW" w:bidi="zh_TW"/>
+        </w:rPr>
+      </w:r>
+      <w:r>
+        <w:rPr>
+          <w:b/>
+          <w:lang w:val="zh_TW" w:bidi="zh_TW"/>
+        </w:rPr>
+        <w:t>καθ’ ἡμῶν &amp; ὃ ἦν ὑπεναντίον ἡμῖν</w:t>
       </w:r>
     </w:p>
     <w:p>
@@ -35199,6 +35739,21 @@
           <w:b/>
           <w:lang w:val="zh_TW" w:bidi="zh_TW"/>
         </w:rPr>
+        <w:t>εἰκῇ φυσιούμενος ὑπὸ τοῦ νοὸς τῆς σαρκὸς αὐτοῦ</w:t>
+      </w:r>
+    </w:p>
+    <w:p>
+      <w:pPr/>
+      <w:r>
+        <w:rPr>
+          <w:lang w:val="zh_TW" w:bidi="zh_TW"/>
+        </w:rPr>
+      </w:r>
+      <w:r>
+        <w:rPr>
+          <w:b/>
+          <w:lang w:val="zh_TW" w:bidi="zh_TW"/>
+        </w:rPr>
         <w:t>「</w:t>
       </w:r>
       <w:r>
@@ -35892,6 +36447,21 @@
           <w:b/>
           <w:lang w:val="zh_TW" w:bidi="zh_TW"/>
         </w:rPr>
+        <w:t>τὴν κεφαλήν, ἐξ οὗ πᾶν τὸ σῶμα διὰ τῶν ἁφῶν καὶ συνδέσμων ἐπιχορηγούμενον καὶ συμβιβαζόμενον, αὔξει τὴν αὔξησιν τοῦ Θεοῦ</w:t>
+      </w:r>
+    </w:p>
+    <w:p>
+      <w:pPr/>
+      <w:r>
+        <w:rPr>
+          <w:lang w:val="zh_TW" w:bidi="zh_TW"/>
+        </w:rPr>
+      </w:r>
+      <w:r>
+        <w:rPr>
+          <w:b/>
+          <w:lang w:val="zh_TW" w:bidi="zh_TW"/>
+        </w:rPr>
         <w:t>「</w:t>
       </w:r>
       <w:r>
@@ -36065,6 +36635,21 @@
         <w:rPr>
           <w:lang w:val="zh_TW" w:bidi="zh_TW"/>
         </w:rPr>
+      </w:r>
+    </w:p>
+    <w:p>
+      <w:pPr/>
+      <w:r>
+        <w:rPr>
+          <w:lang w:val="zh_TW" w:bidi="zh_TW"/>
+        </w:rPr>
+      </w:r>
+      <w:r>
+        <w:rPr>
+          <w:b/>
+          <w:lang w:val="zh_TW" w:bidi="zh_TW"/>
+        </w:rPr>
+        <w:t>ἐξ οὗ πᾶν τὸ σῶμα διὰ τῶν ἁφῶν καὶ συνδέσμων ἐπιχορηγούμενον καὶ συμβιβαζόμενον</w:t>
       </w:r>
     </w:p>
     <w:p>
@@ -37292,6 +37877,21 @@
           <w:b/>
           <w:lang w:val="zh_TW" w:bidi="zh_TW"/>
         </w:rPr>
+        <w:t>τί ὡς ζῶντες ἐν κόσμῳ δογματίζεσθε</w:t>
+      </w:r>
+    </w:p>
+    <w:p>
+      <w:pPr/>
+      <w:r>
+        <w:rPr>
+          <w:lang w:val="zh_TW" w:bidi="zh_TW"/>
+        </w:rPr>
+      </w:r>
+      <w:r>
+        <w:rPr>
+          <w:b/>
+          <w:lang w:val="zh_TW" w:bidi="zh_TW"/>
+        </w:rPr>
         <w:t>「</w:t>
       </w:r>
       <w:r>
@@ -37893,6 +38493,21 @@
         <w:rPr>
           <w:lang w:val="zh_TW" w:bidi="zh_TW"/>
         </w:rPr>
+      </w:r>
+    </w:p>
+    <w:p>
+      <w:pPr/>
+      <w:r>
+        <w:rPr>
+          <w:lang w:val="zh_TW" w:bidi="zh_TW"/>
+        </w:rPr>
+      </w:r>
+      <w:r>
+        <w:rPr>
+          <w:b/>
+          <w:lang w:val="zh_TW" w:bidi="zh_TW"/>
+        </w:rPr>
+        <w:t>δογματίζεσθε</w:t>
       </w:r>
     </w:p>
     <w:p>
@@ -39241,6 +39856,21 @@
           <w:b/>
           <w:lang w:val="zh_TW" w:bidi="zh_TW"/>
         </w:rPr>
+        <w:t>τὰ ἐντάλματα καὶ διδασκαλίας τῶν ἀνθρώπων</w:t>
+      </w:r>
+    </w:p>
+    <w:p>
+      <w:pPr/>
+      <w:r>
+        <w:rPr>
+          <w:lang w:val="zh_TW" w:bidi="zh_TW"/>
+        </w:rPr>
+      </w:r>
+      <w:r>
+        <w:rPr>
+          <w:b/>
+          <w:lang w:val="zh_TW" w:bidi="zh_TW"/>
+        </w:rPr>
         <w:t>「人的命令和教導（和合本譯為：</w:t>
       </w:r>
       <w:r>
@@ -40038,6 +40668,21 @@
         <w:rPr>
           <w:lang w:val="zh_TW" w:bidi="zh_TW"/>
         </w:rPr>
+      </w:r>
+    </w:p>
+    <w:p>
+      <w:pPr/>
+      <w:r>
+        <w:rPr>
+          <w:lang w:val="zh_TW" w:bidi="zh_TW"/>
+        </w:rPr>
+      </w:r>
+      <w:r>
+        <w:rPr>
+          <w:b/>
+          <w:lang w:val="zh_TW" w:bidi="zh_TW"/>
+        </w:rPr>
+        <w:t>λόγον μὲν ἔχοντα σοφίας ἐν ἐθελοθρησκείᾳ καὶ ταπεινοφροσύνῃ, ἀφειδίᾳ σώματος</w:t>
       </w:r>
     </w:p>
     <w:p>
@@ -42632,6 +43277,21 @@
           <w:b/>
           <w:lang w:val="zh_TW" w:bidi="zh_TW"/>
         </w:rPr>
+        <w:t>ἡ ζωὴ ὑμῶν κέκρυπται σὺν τῷ Χριστῷ ἐν τῷ Θεῷ</w:t>
+      </w:r>
+    </w:p>
+    <w:p>
+      <w:pPr/>
+      <w:r>
+        <w:rPr>
+          <w:lang w:val="zh_TW" w:bidi="zh_TW"/>
+        </w:rPr>
+      </w:r>
+      <w:r>
+        <w:rPr>
+          <w:b/>
+          <w:lang w:val="zh_TW" w:bidi="zh_TW"/>
+        </w:rPr>
         <w:t>「你們的生命與基督一同被藏在神裡面（和合本譯為：你們的生命與基督一同藏在神裡面）」</w:t>
       </w:r>
     </w:p>
@@ -44191,6 +44851,21 @@
         <w:rPr>
           <w:lang w:val="zh_TW" w:bidi="zh_TW"/>
         </w:rPr>
+      </w:r>
+    </w:p>
+    <w:p>
+      <w:pPr/>
+      <w:r>
+        <w:rPr>
+          <w:lang w:val="zh_TW" w:bidi="zh_TW"/>
+        </w:rPr>
+      </w:r>
+      <w:r>
+        <w:rPr>
+          <w:b/>
+          <w:lang w:val="zh_TW" w:bidi="zh_TW"/>
+        </w:rPr>
+        <w:t>πορνείαν, ἀκαθαρσίαν, πάθος, ἐπιθυμίαν κακήν, καὶ τὴν πλεονεξίαν, ἥτις ἐστὶν εἰδωλολατρία</w:t>
       </w:r>
     </w:p>
     <w:p>
@@ -46532,6 +47207,21 @@
           <w:b/>
           <w:lang w:val="zh_TW" w:bidi="zh_TW"/>
         </w:rPr>
+        <w:t>ὀργήν, θυμόν, κακίαν, βλασφημίαν, αἰσχρολογίαν ἐκ τοῦ στόματος ὑμῶν</w:t>
+      </w:r>
+    </w:p>
+    <w:p>
+      <w:pPr/>
+      <w:r>
+        <w:rPr>
+          <w:lang w:val="zh_TW" w:bidi="zh_TW"/>
+        </w:rPr>
+      </w:r>
+      <w:r>
+        <w:rPr>
+          <w:b/>
+          <w:lang w:val="zh_TW" w:bidi="zh_TW"/>
+        </w:rPr>
         <w:t>「忿怒、惡毒、毀謗，並口中污穢的言語」</w:t>
       </w:r>
     </w:p>
@@ -49474,6 +50164,21 @@
           <w:b/>
           <w:lang w:val="zh_TW" w:bidi="zh_TW"/>
         </w:rPr>
+        <w:t>οὐκ ἔνι Ἕλλην καὶ Ἰουδαῖος, περιτομὴ καὶ ἀκροβυστία, βάρβαρος, Σκύθης, δοῦλος, ἐλεύθερος</w:t>
+      </w:r>
+    </w:p>
+    <w:p>
+      <w:pPr/>
+      <w:r>
+        <w:rPr>
+          <w:lang w:val="zh_TW" w:bidi="zh_TW"/>
+        </w:rPr>
+      </w:r>
+      <w:r>
+        <w:rPr>
+          <w:b/>
+          <w:lang w:val="zh_TW" w:bidi="zh_TW"/>
+        </w:rPr>
         <w:t>「並不分希臘人、猶太人，受割禮的、未受割禮的，化外人、西古提人，為奴的、自主的」</w:t>
       </w:r>
     </w:p>
@@ -51221,6 +51926,21 @@
           <w:b/>
           <w:lang w:val="zh_TW" w:bidi="zh_TW"/>
         </w:rPr>
+        <w:t>ἀνεχόμενοι ἀλλήλων καὶ χαριζόμενοι ἑαυτοῖς, ἐάν τις πρός τινα ἔχῃ μομφήν</w:t>
+      </w:r>
+    </w:p>
+    <w:p>
+      <w:pPr/>
+      <w:r>
+        <w:rPr>
+          <w:lang w:val="zh_TW" w:bidi="zh_TW"/>
+        </w:rPr>
+      </w:r>
+      <w:r>
+        <w:rPr>
+          <w:b/>
+          <w:lang w:val="zh_TW" w:bidi="zh_TW"/>
+        </w:rPr>
         <w:t>「要彼此包容且彼此饒恕，倘若這人與那人有埋怨（和合本譯為：倘若這人與那人有嫌隙，總要彼此包容，彼此饒恕）」</w:t>
       </w:r>
     </w:p>
@@ -51747,6 +52467,21 @@
         <w:rPr>
           <w:lang w:val="zh_TW" w:bidi="zh_TW"/>
         </w:rPr>
+      </w:r>
+    </w:p>
+    <w:p>
+      <w:pPr/>
+      <w:r>
+        <w:rPr>
+          <w:lang w:val="zh_TW" w:bidi="zh_TW"/>
+        </w:rPr>
+      </w:r>
+      <w:r>
+        <w:rPr>
+          <w:b/>
+          <w:lang w:val="zh_TW" w:bidi="zh_TW"/>
+        </w:rPr>
+        <w:t>καθὼς καὶ ὁ Κύριος ἐχαρίσατο ὑμῖν, οὕτως καὶ ὑμεῖς</w:t>
       </w:r>
     </w:p>
     <w:p>
@@ -53551,6 +54286,21 @@
           <w:b/>
           <w:lang w:val="zh_TW" w:bidi="zh_TW"/>
         </w:rPr>
+        <w:t>εὐχάριστοι γίνεσθε</w:t>
+      </w:r>
+    </w:p>
+    <w:p>
+      <w:pPr/>
+      <w:r>
+        <w:rPr>
+          <w:lang w:val="zh_TW" w:bidi="zh_TW"/>
+        </w:rPr>
+      </w:r>
+      <w:r>
+        <w:rPr>
+          <w:b/>
+          <w:lang w:val="zh_TW" w:bidi="zh_TW"/>
+        </w:rPr>
         <w:t>「要存感恩的心」</w:t>
       </w:r>
     </w:p>
@@ -61740,6 +62490,21 @@
           <w:b/>
           <w:lang w:val="zh_TW" w:bidi="zh_TW"/>
         </w:rPr>
+        <w:t>τῇ προσευχῇ προσκαρτερεῖτε</w:t>
+      </w:r>
+    </w:p>
+    <w:p>
+      <w:pPr/>
+      <w:r>
+        <w:rPr>
+          <w:lang w:val="zh_TW" w:bidi="zh_TW"/>
+        </w:rPr>
+      </w:r>
+      <w:r>
+        <w:rPr>
+          <w:b/>
+          <w:lang w:val="zh_TW" w:bidi="zh_TW"/>
+        </w:rPr>
         <w:t>「你們要恆切禱告」</w:t>
       </w:r>
     </w:p>
@@ -63740,6 +64505,21 @@
           <w:b/>
           <w:lang w:val="zh_TW" w:bidi="zh_TW"/>
         </w:rPr>
+        <w:t>φανερώσω αὐτὸ</w:t>
+      </w:r>
+    </w:p>
+    <w:p>
+      <w:pPr/>
+      <w:r>
+        <w:rPr>
+          <w:lang w:val="zh_TW" w:bidi="zh_TW"/>
+        </w:rPr>
+      </w:r>
+      <w:r>
+        <w:rPr>
+          <w:b/>
+          <w:lang w:val="zh_TW" w:bidi="zh_TW"/>
+        </w:rPr>
         <w:t>「我</w:t>
       </w:r>
       <w:r>
@@ -65278,6 +66058,21 @@
           <w:b/>
           <w:lang w:val="zh_TW" w:bidi="zh_TW"/>
         </w:rPr>
+        <w:t>πῶς δεῖ ὑμᾶς &amp; ἀποκρίνεσθαι</w:t>
+      </w:r>
+    </w:p>
+    <w:p>
+      <w:pPr/>
+      <w:r>
+        <w:rPr>
+          <w:lang w:val="zh_TW" w:bidi="zh_TW"/>
+        </w:rPr>
+      </w:r>
+      <w:r>
+        <w:rPr>
+          <w:b/>
+          <w:lang w:val="zh_TW" w:bidi="zh_TW"/>
+        </w:rPr>
         <w:t>「該怎樣回答各人」</w:t>
       </w:r>
     </w:p>
@@ -65464,6 +66259,21 @@
           <w:b/>
           <w:lang w:val="zh_TW" w:bidi="zh_TW"/>
         </w:rPr>
+        <w:t>τὰ κατ’ ἐμὲ πάντα γνωρίσει ὑμῖν Τυχικὸς, ὁ ἀγαπητὸς ἀδελφὸς, καὶ πιστὸς διάκονος, καὶ σύνδουλος ἐν Κυρίῳ</w:t>
+      </w:r>
+    </w:p>
+    <w:p>
+      <w:pPr/>
+      <w:r>
+        <w:rPr>
+          <w:lang w:val="zh_TW" w:bidi="zh_TW"/>
+        </w:rPr>
+      </w:r>
+      <w:r>
+        <w:rPr>
+          <w:b/>
+          <w:lang w:val="zh_TW" w:bidi="zh_TW"/>
+        </w:rPr>
         <w:t>「有我親愛的兄弟推基古要將我一切的事都告訴你們。他是忠心的執事，和我一同作主的僕人」</w:t>
       </w:r>
     </w:p>
@@ -65683,6 +66493,21 @@
         <w:rPr>
           <w:lang w:val="zh_TW" w:bidi="zh_TW"/>
         </w:rPr>
+      </w:r>
+    </w:p>
+    <w:p>
+      <w:pPr/>
+      <w:r>
+        <w:rPr>
+          <w:lang w:val="zh_TW" w:bidi="zh_TW"/>
+        </w:rPr>
+      </w:r>
+      <w:r>
+        <w:rPr>
+          <w:b/>
+          <w:lang w:val="zh_TW" w:bidi="zh_TW"/>
+        </w:rPr>
+        <w:t>Τυχικὸς</w:t>
       </w:r>
     </w:p>
     <w:p>
@@ -67150,6 +67975,21 @@
           <w:b/>
           <w:lang w:val="zh_TW" w:bidi="zh_TW"/>
         </w:rPr>
+        <w:t>Ὀνησίμῳ</w:t>
+      </w:r>
+    </w:p>
+    <w:p>
+      <w:pPr/>
+      <w:r>
+        <w:rPr>
+          <w:lang w:val="zh_TW" w:bidi="zh_TW"/>
+        </w:rPr>
+      </w:r>
+      <w:r>
+        <w:rPr>
+          <w:b/>
+          <w:lang w:val="zh_TW" w:bidi="zh_TW"/>
+        </w:rPr>
         <w:t>「阿尼西謀」</w:t>
       </w:r>
     </w:p>
@@ -67623,6 +68463,21 @@
           <w:b/>
           <w:lang w:val="zh_TW" w:bidi="zh_TW"/>
         </w:rPr>
+        <w:t>Ἀρίσταρχος &amp; Μᾶρκος &amp; Βαρναβᾶ</w:t>
+      </w:r>
+    </w:p>
+    <w:p>
+      <w:pPr/>
+      <w:r>
+        <w:rPr>
+          <w:lang w:val="zh_TW" w:bidi="zh_TW"/>
+        </w:rPr>
+      </w:r>
+      <w:r>
+        <w:rPr>
+          <w:b/>
+          <w:lang w:val="zh_TW" w:bidi="zh_TW"/>
+        </w:rPr>
         <w:t>「亞里達古」</w:t>
       </w:r>
       <w:r>
@@ -68684,6 +69539,21 @@
         <w:rPr>
           <w:lang w:val="zh_TW" w:bidi="zh_TW"/>
         </w:rPr>
+      </w:r>
+    </w:p>
+    <w:p>
+      <w:pPr/>
+      <w:r>
+        <w:rPr>
+          <w:lang w:val="zh_TW" w:bidi="zh_TW"/>
+        </w:rPr>
+      </w:r>
+      <w:r>
+        <w:rPr>
+          <w:b/>
+          <w:lang w:val="zh_TW" w:bidi="zh_TW"/>
+        </w:rPr>
+        <w:t>Ἰησοῦς &amp; Ἰοῦστος</w:t>
       </w:r>
     </w:p>
     <w:p>
@@ -71409,6 +72279,21 @@
           <w:b/>
           <w:lang w:val="zh_TW" w:bidi="zh_TW"/>
         </w:rPr>
+        <w:t>Λουκᾶς &amp; Δημᾶς</w:t>
+      </w:r>
+    </w:p>
+    <w:p>
+      <w:pPr/>
+      <w:r>
+        <w:rPr>
+          <w:lang w:val="zh_TW" w:bidi="zh_TW"/>
+        </w:rPr>
+      </w:r>
+      <w:r>
+        <w:rPr>
+          <w:b/>
+          <w:lang w:val="zh_TW" w:bidi="zh_TW"/>
+        </w:rPr>
         <w:t>「路加」</w:t>
       </w:r>
       <w:r>
@@ -71881,6 +72766,21 @@
           <w:b/>
           <w:lang w:val="zh_TW" w:bidi="zh_TW"/>
         </w:rPr>
+        <w:t>Νύμφαν</w:t>
+      </w:r>
+    </w:p>
+    <w:p>
+      <w:pPr/>
+      <w:r>
+        <w:rPr>
+          <w:lang w:val="zh_TW" w:bidi="zh_TW"/>
+        </w:rPr>
+      </w:r>
+      <w:r>
+        <w:rPr>
+          <w:b/>
+          <w:lang w:val="zh_TW" w:bidi="zh_TW"/>
+        </w:rPr>
         <w:t>「寧法」</w:t>
       </w:r>
     </w:p>
@@ -72219,6 +73119,21 @@
           <w:b/>
           <w:lang w:val="zh_TW" w:bidi="zh_TW"/>
         </w:rPr>
+        <w:t>ἀναγνωσθῇ παρ’ ὑμῖν ἡ ἐπιστολή &amp; ἀναγνωσθῇ</w:t>
+      </w:r>
+    </w:p>
+    <w:p>
+      <w:pPr/>
+      <w:r>
+        <w:rPr>
+          <w:lang w:val="zh_TW" w:bidi="zh_TW"/>
+        </w:rPr>
+      </w:r>
+      <w:r>
+        <w:rPr>
+          <w:b/>
+          <w:lang w:val="zh_TW" w:bidi="zh_TW"/>
+        </w:rPr>
         <w:t>「這信在你們之中被宣讀（和合本譯為：你們念了這書信）」</w:t>
       </w:r>
       <w:r>
@@ -72301,6 +73216,21 @@
         <w:rPr>
           <w:lang w:val="zh_TW" w:bidi="zh_TW"/>
         </w:rPr>
+      </w:r>
+    </w:p>
+    <w:p>
+      <w:pPr/>
+      <w:r>
+        <w:rPr>
+          <w:lang w:val="zh_TW" w:bidi="zh_TW"/>
+        </w:rPr>
+      </w:r>
+      <w:r>
+        <w:rPr>
+          <w:b/>
+          <w:lang w:val="zh_TW" w:bidi="zh_TW"/>
+        </w:rPr>
+        <w:t>ποιήσατε ἵνα καὶ ἐν τῇ Λαοδικαίων ἐκκλησίᾳ ἀναγνωσθῇ, καὶ τὴν ἐκ Λαοδικίας ἵνα καὶ ὑμεῖς ἀναγνῶτε</w:t>
       </w:r>
     </w:p>
     <w:p>
@@ -72618,6 +73548,21 @@
           <w:b/>
           <w:lang w:val="zh_TW" w:bidi="zh_TW"/>
         </w:rPr>
+        <w:t>Ἀρχίππῳ</w:t>
+      </w:r>
+    </w:p>
+    <w:p>
+      <w:pPr/>
+      <w:r>
+        <w:rPr>
+          <w:lang w:val="zh_TW" w:bidi="zh_TW"/>
+        </w:rPr>
+      </w:r>
+      <w:r>
+        <w:rPr>
+          <w:b/>
+          <w:lang w:val="zh_TW" w:bidi="zh_TW"/>
+        </w:rPr>
         <w:t>「對亞基布」</w:t>
       </w:r>
     </w:p>
@@ -72708,6 +73653,21 @@
           <w:b/>
           <w:lang w:val="zh_TW" w:bidi="zh_TW"/>
         </w:rPr>
+        <w:t>βλέπε τὴν διακονίαν ἣν παρέλαβες ἐν Κυρίῳ, ἵνα αὐτὴν πληροῖς</w:t>
+      </w:r>
+    </w:p>
+    <w:p>
+      <w:pPr/>
+      <w:r>
+        <w:rPr>
+          <w:lang w:val="zh_TW" w:bidi="zh_TW"/>
+        </w:rPr>
+      </w:r>
+      <w:r>
+        <w:rPr>
+          <w:b/>
+          <w:lang w:val="zh_TW" w:bidi="zh_TW"/>
+        </w:rPr>
         <w:t>「務要謹慎，盡你從主所受的職分」</w:t>
       </w:r>
     </w:p>
@@ -72777,6 +73737,21 @@
         <w:rPr>
           <w:lang w:val="zh_TW" w:bidi="zh_TW"/>
         </w:rPr>
+      </w:r>
+    </w:p>
+    <w:p>
+      <w:pPr/>
+      <w:r>
+        <w:rPr>
+          <w:lang w:val="zh_TW" w:bidi="zh_TW"/>
+        </w:rPr>
+      </w:r>
+      <w:r>
+        <w:rPr>
+          <w:b/>
+          <w:lang w:val="zh_TW" w:bidi="zh_TW"/>
+        </w:rPr>
+        <w:t>εἴπατε Ἀρχίππῳ, βλέπε τὴν διακονίαν ἣν παρέλαβες ἐν Κυρίῳ, ἵνα αὐτὴν πληροῖς</w:t>
       </w:r>
     </w:p>
     <w:p>
